--- a/CÔNG TY TNHH KIM ĐỈNH HẠ/Thông tin doanh nghiệp.docx
+++ b/CÔNG TY TNHH KIM ĐỈNH HẠ/Thông tin doanh nghiệp.docx
@@ -1,698 +1,1041 @@
 
 <file path=word/document.xml><?xml version="1.0" encoding="utf-8"?>
-<w:document xmlns:wpc="http://schemas.microsoft.com/office/word/2010/wordprocessingCanvas" xmlns:cx="http://schemas.microsoft.com/office/drawing/2014/chartex" xmlns:cx1="http://schemas.microsoft.com/office/drawing/2015/9/8/chartex" xmlns:mc="http://schemas.openxmlformats.org/markup-compatibility/2006" xmlns:o="urn:schemas-microsoft-com:office:office" xmlns:r="http://schemas.openxmlformats.org/officeDocument/2006/relationships" xmlns:m="http://schemas.openxmlformats.org/officeDocument/2006/math" xmlns:v="urn:schemas-microsoft-com:vml" xmlns:wp14="http://schemas.microsoft.com/office/word/2010/wordprocessingDrawing" xmlns:wp="http://schemas.openxmlformats.org/drawingml/2006/wordprocessingDrawing" xmlns:w10="urn:schemas-microsoft-com:office:word" xmlns:w="http://schemas.openxmlformats.org/wordprocessingml/2006/main" xmlns:w14="http://schemas.microsoft.com/office/word/2010/wordml" xmlns:w15="http://schemas.microsoft.com/office/word/2012/wordml" xmlns:w16se="http://schemas.microsoft.com/office/word/2015/wordml/symex" xmlns:wpg="http://schemas.microsoft.com/office/word/2010/wordprocessingGroup" xmlns:wpi="http://schemas.microsoft.com/office/word/2010/wordprocessingInk" xmlns:wne="http://schemas.microsoft.com/office/word/2006/wordml" xmlns:wps="http://schemas.microsoft.com/office/word/2010/wordprocessingShape" mc:Ignorable="w14 w15 w16se wp14">
+<w:document xmlns:wpc="http://schemas.microsoft.com/office/word/2010/wordprocessingCanvas" xmlns:cx="http://schemas.microsoft.com/office/drawing/2014/chartex" xmlns:cx1="http://schemas.microsoft.com/office/drawing/2015/9/8/chartex" xmlns:cx2="http://schemas.microsoft.com/office/drawing/2015/10/21/chartex" xmlns:cx3="http://schemas.microsoft.com/office/drawing/2016/5/9/chartex" xmlns:cx4="http://schemas.microsoft.com/office/drawing/2016/5/10/chartex" xmlns:cx5="http://schemas.microsoft.com/office/drawing/2016/5/11/chartex" xmlns:cx6="http://schemas.microsoft.com/office/drawing/2016/5/12/chartex" xmlns:cx7="http://schemas.microsoft.com/office/drawing/2016/5/13/chartex" xmlns:cx8="http://schemas.microsoft.com/office/drawing/2016/5/14/chartex" xmlns:mc="http://schemas.openxmlformats.org/markup-compatibility/2006" xmlns:aink="http://schemas.microsoft.com/office/drawing/2016/ink" xmlns:am3d="http://schemas.microsoft.com/office/drawing/2017/model3d" xmlns:o="urn:schemas-microsoft-com:office:office" xmlns:oel="http://schemas.microsoft.com/office/2019/extlst" xmlns:r="http://schemas.openxmlformats.org/officeDocument/2006/relationships" xmlns:m="http://schemas.openxmlformats.org/officeDocument/2006/math" xmlns:v="urn:schemas-microsoft-com:vml" xmlns:wp14="http://schemas.microsoft.com/office/word/2010/wordprocessingDrawing" xmlns:wp="http://schemas.openxmlformats.org/drawingml/2006/wordprocessingDrawing" xmlns:w10="urn:schemas-microsoft-com:office:word" xmlns:w="http://schemas.openxmlformats.org/wordprocessingml/2006/main" xmlns:w14="http://schemas.microsoft.com/office/word/2010/wordml" xmlns:w15="http://schemas.microsoft.com/office/word/2012/wordml" xmlns:w16cex="http://schemas.microsoft.com/office/word/2018/wordml/cex" xmlns:w16cid="http://schemas.microsoft.com/office/word/2016/wordml/cid" xmlns:w16="http://schemas.microsoft.com/office/word/2018/wordml" xmlns:w16du="http://schemas.microsoft.com/office/word/2023/wordml/word16du" xmlns:w16sdtdh="http://schemas.microsoft.com/office/word/2020/wordml/sdtdatahash" xmlns:w16sdtfl="http://schemas.microsoft.com/office/word/2024/wordml/sdtformatlock" xmlns:w16se="http://schemas.microsoft.com/office/word/2015/wordml/symex" xmlns:wpg="http://schemas.microsoft.com/office/word/2010/wordprocessingGroup" xmlns:wpi="http://schemas.microsoft.com/office/word/2010/wordprocessingInk" xmlns:wne="http://schemas.microsoft.com/office/word/2006/wordml" xmlns:wps="http://schemas.microsoft.com/office/word/2010/wordprocessingShape" mc:Ignorable="w14 w15 w16se w16cid w16 w16cex w16sdtdh w16sdtfl w16du wp14">
   <w:body>
     <w:p>
       <w:r>
         <w:t>CÔNG TY TNHH KIM ĐỈNH HẠ</w:t>
       </w:r>
-      <w:bookmarkStart w:id="0" w:name="_GoBack"/>
-      <w:bookmarkEnd w:id="0"/>
       <w:r>
         <w:br/>
-        <w:t>CÔNG B</w:t>
-      </w:r>
-      <w:r>
-        <w:t>Ố</w:t>
-      </w:r>
-      <w:r>
-        <w:t xml:space="preserve"> THAY Đ</w:t>
-      </w:r>
-      <w:r>
-        <w:t>Ổ</w:t>
-      </w:r>
-      <w:r>
-        <w:t>I N</w:t>
-      </w:r>
-      <w:r>
-        <w:t>Ộ</w:t>
-      </w:r>
-      <w:r>
-        <w:t>I DUNG ĐĂNG KÝ DOANH NGHI</w:t>
-      </w:r>
-      <w:r>
-        <w:t>Ệ</w:t>
-      </w:r>
-      <w:r>
-        <w:t>P</w:t>
+        <w:t>CÔNG BỐ THAY ĐỔI NỘI DUNG ĐĂNG KÝ DOANH NGHIỆP</w:t>
       </w:r>
     </w:p>
     <w:p>
       <w:r>
-        <w:t>1. Tên công ty</w:t>
+        <w:t xml:space="preserve">1. </w:t>
+      </w:r>
+      <w:proofErr w:type="spellStart"/>
+      <w:r>
+        <w:t>Tên</w:t>
+      </w:r>
+      <w:proofErr w:type="spellEnd"/>
+      <w:r>
+        <w:t xml:space="preserve"> </w:t>
+      </w:r>
+      <w:proofErr w:type="spellStart"/>
+      <w:r>
+        <w:t>công</w:t>
+      </w:r>
+      <w:proofErr w:type="spellEnd"/>
+      <w:r>
+        <w:t xml:space="preserve"> ty</w:t>
       </w:r>
       <w:r>
         <w:br/>
-        <w:t>Tên công ty vi</w:t>
-      </w:r>
-      <w:r>
-        <w:t>ế</w:t>
-      </w:r>
-      <w:r>
-        <w:t>t b</w:t>
-      </w:r>
-      <w:r>
-        <w:t>ằ</w:t>
-      </w:r>
-      <w:r>
-        <w:t>ng ti</w:t>
-      </w:r>
-      <w:r>
-        <w:t>ế</w:t>
-      </w:r>
-      <w:r>
-        <w:t>ng Vi</w:t>
-      </w:r>
-      <w:r>
-        <w:t>ệ</w:t>
-      </w:r>
-      <w:r>
-        <w:t xml:space="preserve">t: </w:t>
+      </w:r>
+      <w:proofErr w:type="spellStart"/>
+      <w:r>
+        <w:t>Tên</w:t>
+      </w:r>
+      <w:proofErr w:type="spellEnd"/>
+      <w:r>
+        <w:t xml:space="preserve"> </w:t>
+      </w:r>
+      <w:proofErr w:type="spellStart"/>
+      <w:r>
+        <w:t>công</w:t>
+      </w:r>
+      <w:proofErr w:type="spellEnd"/>
+      <w:r>
+        <w:t xml:space="preserve"> ty </w:t>
+      </w:r>
+      <w:proofErr w:type="spellStart"/>
+      <w:r>
+        <w:t>viết</w:t>
+      </w:r>
+      <w:proofErr w:type="spellEnd"/>
+      <w:r>
+        <w:t xml:space="preserve"> </w:t>
+      </w:r>
+      <w:proofErr w:type="spellStart"/>
+      <w:r>
+        <w:t>bằng</w:t>
+      </w:r>
+      <w:proofErr w:type="spellEnd"/>
+      <w:r>
+        <w:t xml:space="preserve"> </w:t>
+      </w:r>
+      <w:proofErr w:type="spellStart"/>
+      <w:r>
+        <w:t>tiếng</w:t>
+      </w:r>
+      <w:proofErr w:type="spellEnd"/>
+      <w:r>
+        <w:t xml:space="preserve"> Việt: </w:t>
       </w:r>
       <w:r>
         <w:t>CÔNG TY TNHH KIM ĐỈNH HẠ</w:t>
       </w:r>
       <w:r>
         <w:br/>
-        <w:t>Tên công ty vi</w:t>
-      </w:r>
-      <w:r>
-        <w:t>ế</w:t>
-      </w:r>
-      <w:r>
-        <w:t>t b</w:t>
-      </w:r>
-      <w:r>
-        <w:t>ằ</w:t>
-      </w:r>
-      <w:r>
-        <w:t>ng ti</w:t>
-      </w:r>
-      <w:r>
-        <w:t>ế</w:t>
-      </w:r>
-      <w:r>
-        <w:t>ng nư</w:t>
-      </w:r>
-      <w:r>
-        <w:t>ớ</w:t>
-      </w:r>
-      <w:r>
-        <w:t>c ngoài: KIM DINH HA COMPANY LIMITED</w:t>
+      </w:r>
+      <w:proofErr w:type="spellStart"/>
+      <w:r>
+        <w:t>Tên</w:t>
+      </w:r>
+      <w:proofErr w:type="spellEnd"/>
+      <w:r>
+        <w:t xml:space="preserve"> </w:t>
+      </w:r>
+      <w:proofErr w:type="spellStart"/>
+      <w:r>
+        <w:t>công</w:t>
+      </w:r>
+      <w:proofErr w:type="spellEnd"/>
+      <w:r>
+        <w:t xml:space="preserve"> ty </w:t>
+      </w:r>
+      <w:proofErr w:type="spellStart"/>
+      <w:r>
+        <w:t>viết</w:t>
+      </w:r>
+      <w:proofErr w:type="spellEnd"/>
+      <w:r>
+        <w:t xml:space="preserve"> </w:t>
+      </w:r>
+      <w:proofErr w:type="spellStart"/>
+      <w:r>
+        <w:t>bằng</w:t>
+      </w:r>
+      <w:proofErr w:type="spellEnd"/>
+      <w:r>
+        <w:t xml:space="preserve"> </w:t>
+      </w:r>
+      <w:proofErr w:type="spellStart"/>
+      <w:r>
+        <w:t>tiếng</w:t>
+      </w:r>
+      <w:proofErr w:type="spellEnd"/>
+      <w:r>
+        <w:t xml:space="preserve"> </w:t>
+      </w:r>
+      <w:proofErr w:type="spellStart"/>
+      <w:r>
+        <w:t>nước</w:t>
+      </w:r>
+      <w:proofErr w:type="spellEnd"/>
+      <w:r>
+        <w:t xml:space="preserve"> </w:t>
+      </w:r>
+      <w:proofErr w:type="spellStart"/>
+      <w:r>
+        <w:t>ngoài</w:t>
+      </w:r>
+      <w:proofErr w:type="spellEnd"/>
+      <w:r>
+        <w:t>: KIM DINH HA COMPANY LIMITED</w:t>
       </w:r>
       <w:r>
         <w:br/>
-        <w:t>Tên công ty vi</w:t>
-      </w:r>
-      <w:r>
-        <w:t>ế</w:t>
-      </w:r>
-      <w:r>
-        <w:t>t t</w:t>
-      </w:r>
-      <w:r>
-        <w:t>ắ</w:t>
-      </w:r>
-      <w:r>
-        <w:t>t: KIM DINH HA CO.,LTD</w:t>
-      </w:r>
+      </w:r>
+      <w:proofErr w:type="spellStart"/>
+      <w:r>
+        <w:t>Tên</w:t>
+      </w:r>
+      <w:proofErr w:type="spellEnd"/>
+      <w:r>
+        <w:t xml:space="preserve"> </w:t>
+      </w:r>
+      <w:proofErr w:type="spellStart"/>
+      <w:r>
+        <w:t>công</w:t>
+      </w:r>
+      <w:proofErr w:type="spellEnd"/>
+      <w:r>
+        <w:t xml:space="preserve"> ty </w:t>
+      </w:r>
+      <w:proofErr w:type="spellStart"/>
+      <w:r>
+        <w:t>viết</w:t>
+      </w:r>
+      <w:proofErr w:type="spellEnd"/>
+      <w:r>
+        <w:t xml:space="preserve"> </w:t>
+      </w:r>
+      <w:proofErr w:type="spellStart"/>
+      <w:r>
+        <w:t>tắt</w:t>
+      </w:r>
+      <w:proofErr w:type="spellEnd"/>
+      <w:r>
+        <w:t xml:space="preserve">: KIM DINH HA </w:t>
+      </w:r>
+      <w:proofErr w:type="gramStart"/>
+      <w:r>
+        <w:t>CO.,LTD</w:t>
+      </w:r>
+      <w:proofErr w:type="gramEnd"/>
     </w:p>
     <w:p>
       <w:r>
-        <w:t>2. Mã s</w:t>
-      </w:r>
-      <w:r>
-        <w:t>ố</w:t>
-      </w:r>
-      <w:r>
-        <w:t xml:space="preserve"> doanh nghi</w:t>
-      </w:r>
-      <w:r>
-        <w:t>ệ</w:t>
-      </w:r>
-      <w:r>
-        <w:t>p: 3700832496</w:t>
+        <w:t xml:space="preserve">2. </w:t>
+      </w:r>
+      <w:proofErr w:type="spellStart"/>
+      <w:r>
+        <w:t>Mã</w:t>
+      </w:r>
+      <w:proofErr w:type="spellEnd"/>
+      <w:r>
+        <w:t xml:space="preserve"> </w:t>
+      </w:r>
+      <w:proofErr w:type="spellStart"/>
+      <w:r>
+        <w:t>số</w:t>
+      </w:r>
+      <w:proofErr w:type="spellEnd"/>
+      <w:r>
+        <w:t xml:space="preserve"> </w:t>
+      </w:r>
+      <w:proofErr w:type="spellStart"/>
+      <w:r>
+        <w:t>doanh</w:t>
+      </w:r>
+      <w:proofErr w:type="spellEnd"/>
+      <w:r>
+        <w:t xml:space="preserve"> </w:t>
+      </w:r>
+      <w:proofErr w:type="spellStart"/>
+      <w:r>
+        <w:t>nghiệp</w:t>
+      </w:r>
+      <w:proofErr w:type="spellEnd"/>
+      <w:r>
+        <w:t>: 3700832496</w:t>
       </w:r>
     </w:p>
     <w:p>
       <w:r>
-        <w:t>3. Ngày thành l</w:t>
-      </w:r>
-      <w:r>
-        <w:t>ậ</w:t>
-      </w:r>
-      <w:r>
-        <w:t>p: 28/09/2007</w:t>
+        <w:t xml:space="preserve">3. </w:t>
+      </w:r>
+      <w:proofErr w:type="spellStart"/>
+      <w:r>
+        <w:t>Ngày</w:t>
+      </w:r>
+      <w:proofErr w:type="spellEnd"/>
+      <w:r>
+        <w:t xml:space="preserve"> </w:t>
+      </w:r>
+      <w:proofErr w:type="spellStart"/>
+      <w:r>
+        <w:t>thành</w:t>
+      </w:r>
+      <w:proofErr w:type="spellEnd"/>
+      <w:r>
+        <w:t xml:space="preserve"> </w:t>
+      </w:r>
+      <w:proofErr w:type="spellStart"/>
+      <w:r>
+        <w:t>lập</w:t>
+      </w:r>
+      <w:proofErr w:type="spellEnd"/>
+      <w:r>
+        <w:t>: 28/09/2007</w:t>
       </w:r>
     </w:p>
     <w:p>
       <w:r>
-        <w:t>4. Đ</w:t>
-      </w:r>
-      <w:r>
-        <w:t>ị</w:t>
-      </w:r>
-      <w:r>
-        <w:t>a ch</w:t>
-      </w:r>
-      <w:r>
-        <w:t>ỉ</w:t>
-      </w:r>
-      <w:r>
-        <w:t xml:space="preserve"> tr</w:t>
-      </w:r>
-      <w:r>
-        <w:t>ụ</w:t>
-      </w:r>
-      <w:r>
-        <w:t xml:space="preserve"> s</w:t>
-      </w:r>
-      <w:r>
-        <w:t>ở</w:t>
-      </w:r>
-      <w:r>
-        <w:t xml:space="preserve"> chính:</w:t>
+        <w:t xml:space="preserve">4. </w:t>
+      </w:r>
+      <w:proofErr w:type="spellStart"/>
+      <w:r>
+        <w:t>Địa</w:t>
+      </w:r>
+      <w:proofErr w:type="spellEnd"/>
+      <w:r>
+        <w:t xml:space="preserve"> </w:t>
+      </w:r>
+      <w:proofErr w:type="spellStart"/>
+      <w:r>
+        <w:t>chỉ</w:t>
+      </w:r>
+      <w:proofErr w:type="spellEnd"/>
+      <w:r>
+        <w:t xml:space="preserve"> </w:t>
+      </w:r>
+      <w:proofErr w:type="spellStart"/>
+      <w:r>
+        <w:t>trụ</w:t>
+      </w:r>
+      <w:proofErr w:type="spellEnd"/>
+      <w:r>
+        <w:t xml:space="preserve"> </w:t>
+      </w:r>
+      <w:proofErr w:type="spellStart"/>
+      <w:r>
+        <w:t>sở</w:t>
+      </w:r>
+      <w:proofErr w:type="spellEnd"/>
+      <w:r>
+        <w:t xml:space="preserve"> </w:t>
+      </w:r>
+      <w:proofErr w:type="spellStart"/>
+      <w:r>
+        <w:t>chính</w:t>
+      </w:r>
+      <w:proofErr w:type="spellEnd"/>
+      <w:r>
+        <w:t>:</w:t>
       </w:r>
       <w:r>
         <w:br/>
-        <w:t>Đư</w:t>
-      </w:r>
-      <w:r>
-        <w:t>ờ</w:t>
-      </w:r>
-      <w:r>
-        <w:t>ng s</w:t>
-      </w:r>
-      <w:r>
-        <w:t>ố</w:t>
-      </w:r>
-      <w:r>
-        <w:t xml:space="preserve"> 2, Khu công nghi</w:t>
-      </w:r>
-      <w:r>
-        <w:t>ệ</w:t>
-      </w:r>
-      <w:r>
-        <w:t>p Đ</w:t>
-      </w:r>
-      <w:r>
-        <w:t>ấ</w:t>
-      </w:r>
-      <w:r>
-        <w:t>t Cu</w:t>
-      </w:r>
-      <w:r>
-        <w:t>ố</w:t>
-      </w:r>
-      <w:r>
-        <w:t>c, Xã B</w:t>
-      </w:r>
-      <w:r>
-        <w:t>ắ</w:t>
-      </w:r>
-      <w:r>
-        <w:t>c Tân Uyên, Thành ph</w:t>
-      </w:r>
-      <w:r>
-        <w:t>ố</w:t>
-      </w:r>
-      <w:r>
-        <w:t xml:space="preserve"> H</w:t>
-      </w:r>
-      <w:r>
-        <w:t>ồ</w:t>
-      </w:r>
-      <w:r>
-        <w:t xml:space="preserve"> Chí Minh, Vi</w:t>
-      </w:r>
-      <w:r>
-        <w:t>ệ</w:t>
-      </w:r>
-      <w:r>
-        <w:t>t Nam</w:t>
+      </w:r>
+      <w:proofErr w:type="spellStart"/>
+      <w:r>
+        <w:t>Đường</w:t>
+      </w:r>
+      <w:proofErr w:type="spellEnd"/>
+      <w:r>
+        <w:t xml:space="preserve"> </w:t>
+      </w:r>
+      <w:proofErr w:type="spellStart"/>
+      <w:r>
+        <w:t>số</w:t>
+      </w:r>
+      <w:proofErr w:type="spellEnd"/>
+      <w:r>
+        <w:t xml:space="preserve"> 2, Khu </w:t>
+      </w:r>
+      <w:proofErr w:type="spellStart"/>
+      <w:r>
+        <w:t>công</w:t>
+      </w:r>
+      <w:proofErr w:type="spellEnd"/>
+      <w:r>
+        <w:t xml:space="preserve"> </w:t>
+      </w:r>
+      <w:proofErr w:type="spellStart"/>
+      <w:r>
+        <w:t>nghiệp</w:t>
+      </w:r>
+      <w:proofErr w:type="spellEnd"/>
+      <w:r>
+        <w:t xml:space="preserve"> </w:t>
+      </w:r>
+      <w:proofErr w:type="spellStart"/>
+      <w:r>
+        <w:t>Đất</w:t>
+      </w:r>
+      <w:proofErr w:type="spellEnd"/>
+      <w:r>
+        <w:t xml:space="preserve"> Cuốc, </w:t>
+      </w:r>
+      <w:proofErr w:type="spellStart"/>
+      <w:r>
+        <w:t>Xã</w:t>
+      </w:r>
+      <w:proofErr w:type="spellEnd"/>
+      <w:r>
+        <w:t xml:space="preserve"> Bắc Tân Uyên, Thành </w:t>
+      </w:r>
+      <w:proofErr w:type="spellStart"/>
+      <w:r>
+        <w:t>phố</w:t>
+      </w:r>
+      <w:proofErr w:type="spellEnd"/>
+      <w:r>
+        <w:t xml:space="preserve"> </w:t>
+      </w:r>
+      <w:proofErr w:type="spellStart"/>
+      <w:r>
+        <w:t>Hồ</w:t>
+      </w:r>
+      <w:proofErr w:type="spellEnd"/>
+      <w:r>
+        <w:t xml:space="preserve"> Chí Minh, Việt Nam</w:t>
       </w:r>
     </w:p>
     <w:p>
       <w:r>
-        <w:t>5. Ngư</w:t>
-      </w:r>
-      <w:r>
-        <w:t>ờ</w:t>
-      </w:r>
-      <w:r>
-        <w:t>i đ</w:t>
-      </w:r>
-      <w:r>
-        <w:t>ạ</w:t>
-      </w:r>
-      <w:r>
-        <w:t>i di</w:t>
-      </w:r>
-      <w:r>
-        <w:t>ệ</w:t>
-      </w:r>
-      <w:r>
-        <w:t>n theo pháp lu</w:t>
-      </w:r>
-      <w:r>
-        <w:t>ậ</w:t>
-      </w:r>
-      <w:r>
-        <w:t>t</w:t>
-      </w:r>
+        <w:t xml:space="preserve">5. </w:t>
+      </w:r>
+      <w:proofErr w:type="spellStart"/>
+      <w:r>
+        <w:t>Người</w:t>
+      </w:r>
+      <w:proofErr w:type="spellEnd"/>
+      <w:r>
+        <w:t xml:space="preserve"> </w:t>
+      </w:r>
+      <w:proofErr w:type="spellStart"/>
+      <w:r>
+        <w:t>đại</w:t>
+      </w:r>
+      <w:proofErr w:type="spellEnd"/>
+      <w:r>
+        <w:t xml:space="preserve"> </w:t>
+      </w:r>
+      <w:proofErr w:type="spellStart"/>
+      <w:r>
+        <w:t>diện</w:t>
+      </w:r>
+      <w:proofErr w:type="spellEnd"/>
+      <w:r>
+        <w:t xml:space="preserve"> </w:t>
+      </w:r>
+      <w:proofErr w:type="spellStart"/>
+      <w:r>
+        <w:t>theo</w:t>
+      </w:r>
+      <w:proofErr w:type="spellEnd"/>
+      <w:r>
+        <w:t xml:space="preserve"> </w:t>
+      </w:r>
+      <w:proofErr w:type="spellStart"/>
+      <w:r>
+        <w:t>pháp</w:t>
+      </w:r>
+      <w:proofErr w:type="spellEnd"/>
+      <w:r>
+        <w:t xml:space="preserve"> </w:t>
+      </w:r>
+      <w:proofErr w:type="spellStart"/>
+      <w:r>
+        <w:t>luật</w:t>
+      </w:r>
+      <w:proofErr w:type="spellEnd"/>
       <w:r>
         <w:br/>
-        <w:t>H</w:t>
-      </w:r>
-      <w:r>
-        <w:t>ọ</w:t>
-      </w:r>
-      <w:r>
-        <w:t xml:space="preserve"> và tên: PAI CHIEH LIN</w:t>
+      </w:r>
+      <w:proofErr w:type="spellStart"/>
+      <w:r>
+        <w:t>Họ</w:t>
+      </w:r>
+      <w:proofErr w:type="spellEnd"/>
+      <w:r>
+        <w:t xml:space="preserve"> </w:t>
+      </w:r>
+      <w:proofErr w:type="spellStart"/>
+      <w:r>
+        <w:t>và</w:t>
+      </w:r>
+      <w:proofErr w:type="spellEnd"/>
+      <w:r>
+        <w:t xml:space="preserve"> </w:t>
+      </w:r>
+      <w:proofErr w:type="spellStart"/>
+      <w:r>
+        <w:t>tên</w:t>
+      </w:r>
+      <w:proofErr w:type="spellEnd"/>
+      <w:r>
+        <w:t>: PAI CHIEH LIN</w:t>
       </w:r>
       <w:r>
         <w:br/>
-        <w:t>Gi</w:t>
-      </w:r>
-      <w:r>
-        <w:t>ớ</w:t>
-      </w:r>
-      <w:r>
-        <w:t>i tính: Nam</w:t>
+      </w:r>
+      <w:proofErr w:type="spellStart"/>
+      <w:r>
+        <w:t>Giới</w:t>
+      </w:r>
+      <w:proofErr w:type="spellEnd"/>
+      <w:r>
+        <w:t xml:space="preserve"> </w:t>
+      </w:r>
+      <w:proofErr w:type="spellStart"/>
+      <w:r>
+        <w:t>tính</w:t>
+      </w:r>
+      <w:proofErr w:type="spellEnd"/>
+      <w:r>
+        <w:t>: Nam</w:t>
       </w:r>
       <w:r>
         <w:br/>
-        <w:t>Sinh n</w:t>
-      </w:r>
-      <w:r>
-        <w:t>gày: 19/01/1986</w:t>
+        <w:t xml:space="preserve">Sinh </w:t>
+      </w:r>
+      <w:proofErr w:type="spellStart"/>
+      <w:r>
+        <w:t>ngày</w:t>
+      </w:r>
+      <w:proofErr w:type="spellEnd"/>
+      <w:r>
+        <w:t>: 19/01/1986</w:t>
       </w:r>
       <w:r>
         <w:br/>
-        <w:t>Qu</w:t>
-      </w:r>
-      <w:r>
-        <w:t>ố</w:t>
-      </w:r>
-      <w:r>
-        <w:t>c t</w:t>
-      </w:r>
-      <w:r>
-        <w:t>ị</w:t>
-      </w:r>
-      <w:r>
-        <w:t>ch: Trung Qu</w:t>
-      </w:r>
-      <w:r>
-        <w:t>ố</w:t>
-      </w:r>
-      <w:r>
-        <w:t>c (Đài Loan)</w:t>
+        <w:t xml:space="preserve">Quốc </w:t>
+      </w:r>
+      <w:proofErr w:type="spellStart"/>
+      <w:r>
+        <w:t>tịch</w:t>
+      </w:r>
+      <w:proofErr w:type="spellEnd"/>
+      <w:r>
+        <w:t>: Trung Quốc (</w:t>
+      </w:r>
+      <w:proofErr w:type="spellStart"/>
+      <w:r>
+        <w:t>Đài</w:t>
+      </w:r>
+      <w:proofErr w:type="spellEnd"/>
+      <w:r>
+        <w:t xml:space="preserve"> Loan)</w:t>
       </w:r>
       <w:r>
         <w:br/>
-        <w:t>Lo</w:t>
-      </w:r>
-      <w:r>
-        <w:t>ạ</w:t>
-      </w:r>
-      <w:r>
-        <w:t>i gi</w:t>
-      </w:r>
-      <w:r>
-        <w:t>ấ</w:t>
-      </w:r>
-      <w:r>
-        <w:t>y t</w:t>
-      </w:r>
-      <w:r>
-        <w:t>ờ</w:t>
-      </w:r>
-      <w:r>
-        <w:t xml:space="preserve"> pháp lý: H</w:t>
-      </w:r>
-      <w:r>
-        <w:t>ộ</w:t>
-      </w:r>
-      <w:r>
-        <w:t xml:space="preserve"> chi</w:t>
-      </w:r>
-      <w:r>
-        <w:t>ế</w:t>
-      </w:r>
-      <w:r>
-        <w:t>u nư</w:t>
-      </w:r>
-      <w:r>
-        <w:t>ớ</w:t>
-      </w:r>
-      <w:r>
-        <w:t>c ngoài</w:t>
-      </w:r>
+      </w:r>
+      <w:proofErr w:type="spellStart"/>
+      <w:r>
+        <w:t>Loại</w:t>
+      </w:r>
+      <w:proofErr w:type="spellEnd"/>
+      <w:r>
+        <w:t xml:space="preserve"> </w:t>
+      </w:r>
+      <w:proofErr w:type="spellStart"/>
+      <w:r>
+        <w:t>giấy</w:t>
+      </w:r>
+      <w:proofErr w:type="spellEnd"/>
+      <w:r>
+        <w:t xml:space="preserve"> </w:t>
+      </w:r>
+      <w:proofErr w:type="spellStart"/>
+      <w:r>
+        <w:t>tờ</w:t>
+      </w:r>
+      <w:proofErr w:type="spellEnd"/>
+      <w:r>
+        <w:t xml:space="preserve"> </w:t>
+      </w:r>
+      <w:proofErr w:type="spellStart"/>
+      <w:r>
+        <w:t>pháp</w:t>
+      </w:r>
+      <w:proofErr w:type="spellEnd"/>
+      <w:r>
+        <w:t xml:space="preserve"> </w:t>
+      </w:r>
+      <w:proofErr w:type="spellStart"/>
+      <w:r>
+        <w:t>lý</w:t>
+      </w:r>
+      <w:proofErr w:type="spellEnd"/>
+      <w:r>
+        <w:t xml:space="preserve">: </w:t>
+      </w:r>
+      <w:proofErr w:type="spellStart"/>
+      <w:r>
+        <w:t>Hộ</w:t>
+      </w:r>
+      <w:proofErr w:type="spellEnd"/>
+      <w:r>
+        <w:t xml:space="preserve"> </w:t>
+      </w:r>
+      <w:proofErr w:type="spellStart"/>
+      <w:r>
+        <w:t>chiếu</w:t>
+      </w:r>
+      <w:proofErr w:type="spellEnd"/>
+      <w:r>
+        <w:t xml:space="preserve"> </w:t>
+      </w:r>
+      <w:proofErr w:type="spellStart"/>
+      <w:r>
+        <w:t>nước</w:t>
+      </w:r>
+      <w:proofErr w:type="spellEnd"/>
+      <w:r>
+        <w:t xml:space="preserve"> </w:t>
+      </w:r>
+      <w:proofErr w:type="spellStart"/>
+      <w:r>
+        <w:t>ngoài</w:t>
+      </w:r>
+      <w:proofErr w:type="spellEnd"/>
       <w:r>
         <w:br/>
-        <w:t>S</w:t>
-      </w:r>
-      <w:r>
-        <w:t>ố</w:t>
-      </w:r>
-      <w:r>
-        <w:t xml:space="preserve"> gi</w:t>
-      </w:r>
-      <w:r>
-        <w:t>ấ</w:t>
-      </w:r>
-      <w:r>
-        <w:t>y t</w:t>
-      </w:r>
-      <w:r>
-        <w:t>ờ</w:t>
-      </w:r>
-      <w:r>
-        <w:t xml:space="preserve"> pháp lý: 365614193</w:t>
+      </w:r>
+      <w:proofErr w:type="spellStart"/>
+      <w:r>
+        <w:t>Số</w:t>
+      </w:r>
+      <w:proofErr w:type="spellEnd"/>
+      <w:r>
+        <w:t xml:space="preserve"> </w:t>
+      </w:r>
+      <w:proofErr w:type="spellStart"/>
+      <w:r>
+        <w:t>giấy</w:t>
+      </w:r>
+      <w:proofErr w:type="spellEnd"/>
+      <w:r>
+        <w:t xml:space="preserve"> </w:t>
+      </w:r>
+      <w:proofErr w:type="spellStart"/>
+      <w:r>
+        <w:t>tờ</w:t>
+      </w:r>
+      <w:proofErr w:type="spellEnd"/>
+      <w:r>
+        <w:t xml:space="preserve"> </w:t>
+      </w:r>
+      <w:proofErr w:type="spellStart"/>
+      <w:r>
+        <w:t>pháp</w:t>
+      </w:r>
+      <w:proofErr w:type="spellEnd"/>
+      <w:r>
+        <w:t xml:space="preserve"> </w:t>
+      </w:r>
+      <w:proofErr w:type="spellStart"/>
+      <w:r>
+        <w:t>lý</w:t>
+      </w:r>
+      <w:proofErr w:type="spellEnd"/>
+      <w:r>
+        <w:t>: 365614193</w:t>
       </w:r>
       <w:r>
         <w:br/>
-        <w:t>Ngày c</w:t>
-      </w:r>
-      <w:r>
-        <w:t>ấ</w:t>
-      </w:r>
-      <w:r>
-        <w:t>p: 24/05/2024</w:t>
+      </w:r>
+      <w:proofErr w:type="spellStart"/>
+      <w:r>
+        <w:t>Ngày</w:t>
+      </w:r>
+      <w:proofErr w:type="spellEnd"/>
+      <w:r>
+        <w:t xml:space="preserve"> </w:t>
+      </w:r>
+      <w:proofErr w:type="spellStart"/>
+      <w:r>
+        <w:t>cấp</w:t>
+      </w:r>
+      <w:proofErr w:type="spellEnd"/>
+      <w:r>
+        <w:t>: 24/05/2024</w:t>
       </w:r>
       <w:r>
         <w:br/>
-        <w:t>Nơi c</w:t>
-      </w:r>
-      <w:r>
-        <w:t>ấ</w:t>
-      </w:r>
-      <w:r>
-        <w:t>p: B</w:t>
-      </w:r>
-      <w:r>
-        <w:t>ộ</w:t>
-      </w:r>
-      <w:r>
-        <w:t xml:space="preserve"> Ngo</w:t>
-      </w:r>
-      <w:r>
-        <w:t>ạ</w:t>
-      </w:r>
-      <w:r>
-        <w:t>i giao Đài Loan</w:t>
+      </w:r>
+      <w:proofErr w:type="spellStart"/>
+      <w:r>
+        <w:t>Nơi</w:t>
+      </w:r>
+      <w:proofErr w:type="spellEnd"/>
+      <w:r>
+        <w:t xml:space="preserve"> </w:t>
+      </w:r>
+      <w:proofErr w:type="spellStart"/>
+      <w:r>
+        <w:t>cấp</w:t>
+      </w:r>
+      <w:proofErr w:type="spellEnd"/>
+      <w:r>
+        <w:t xml:space="preserve">: </w:t>
+      </w:r>
+      <w:proofErr w:type="spellStart"/>
+      <w:r>
+        <w:t>Bộ</w:t>
+      </w:r>
+      <w:proofErr w:type="spellEnd"/>
+      <w:r>
+        <w:t xml:space="preserve"> </w:t>
+      </w:r>
+      <w:proofErr w:type="spellStart"/>
+      <w:r>
+        <w:t>Ngoại</w:t>
+      </w:r>
+      <w:proofErr w:type="spellEnd"/>
+      <w:r>
+        <w:t xml:space="preserve"> </w:t>
+      </w:r>
+      <w:proofErr w:type="spellStart"/>
+      <w:r>
+        <w:t>giao</w:t>
+      </w:r>
+      <w:proofErr w:type="spellEnd"/>
+      <w:r>
+        <w:t xml:space="preserve"> </w:t>
+      </w:r>
+      <w:proofErr w:type="spellStart"/>
+      <w:r>
+        <w:t>Đài</w:t>
+      </w:r>
+      <w:proofErr w:type="spellEnd"/>
+      <w:r>
+        <w:t xml:space="preserve"> Loan</w:t>
       </w:r>
       <w:r>
         <w:br/>
-        <w:t>Ch</w:t>
-      </w:r>
-      <w:r>
-        <w:t>ứ</w:t>
-      </w:r>
-      <w:r>
-        <w:t>c danh: T</w:t>
-      </w:r>
-      <w:r>
-        <w:t>ổ</w:t>
-      </w:r>
-      <w:r>
-        <w:t>ng giám đ</w:t>
-      </w:r>
-      <w:r>
-        <w:t>ố</w:t>
-      </w:r>
-      <w:r>
-        <w:t>c</w:t>
-      </w:r>
+      </w:r>
+      <w:proofErr w:type="spellStart"/>
+      <w:r>
+        <w:t>Chức</w:t>
+      </w:r>
+      <w:proofErr w:type="spellEnd"/>
+      <w:r>
+        <w:t xml:space="preserve"> </w:t>
+      </w:r>
+      <w:proofErr w:type="spellStart"/>
+      <w:r>
+        <w:t>danh</w:t>
+      </w:r>
+      <w:proofErr w:type="spellEnd"/>
+      <w:r>
+        <w:t xml:space="preserve">: </w:t>
+      </w:r>
+      <w:proofErr w:type="spellStart"/>
+      <w:r>
+        <w:t>Tổng</w:t>
+      </w:r>
+      <w:proofErr w:type="spellEnd"/>
+      <w:r>
+        <w:t xml:space="preserve"> </w:t>
+      </w:r>
+      <w:proofErr w:type="spellStart"/>
+      <w:r>
+        <w:t>giám</w:t>
+      </w:r>
+      <w:proofErr w:type="spellEnd"/>
+      <w:r>
+        <w:t xml:space="preserve"> </w:t>
+      </w:r>
+      <w:proofErr w:type="spellStart"/>
+      <w:r>
+        <w:t>đốc</w:t>
+      </w:r>
+      <w:proofErr w:type="spellEnd"/>
     </w:p>
     <w:p>
       <w:r>
-        <w:t>6. N</w:t>
-      </w:r>
-      <w:r>
-        <w:t>ộ</w:t>
-      </w:r>
-      <w:r>
-        <w:t>i dung thay đ</w:t>
-      </w:r>
-      <w:r>
-        <w:t>ổ</w:t>
-      </w:r>
-      <w:r>
-        <w:t>i</w:t>
-      </w:r>
+        <w:t xml:space="preserve">6. </w:t>
+      </w:r>
+      <w:proofErr w:type="spellStart"/>
+      <w:r>
+        <w:t>Nội</w:t>
+      </w:r>
+      <w:proofErr w:type="spellEnd"/>
+      <w:r>
+        <w:t xml:space="preserve"> dung </w:t>
+      </w:r>
+      <w:proofErr w:type="spellStart"/>
+      <w:r>
+        <w:t>thay</w:t>
+      </w:r>
+      <w:proofErr w:type="spellEnd"/>
+      <w:r>
+        <w:t xml:space="preserve"> </w:t>
+      </w:r>
+      <w:proofErr w:type="spellStart"/>
+      <w:r>
+        <w:t>đổi</w:t>
+      </w:r>
+      <w:proofErr w:type="spellEnd"/>
     </w:p>
     <w:p>
-      <w:r>
-        <w:t>Đ</w:t>
-      </w:r>
-      <w:r>
-        <w:t>ị</w:t>
-      </w:r>
-      <w:r>
-        <w:t>a ch</w:t>
-      </w:r>
-      <w:r>
-        <w:t>ỉ</w:t>
-      </w:r>
-      <w:r>
-        <w:t xml:space="preserve"> tr</w:t>
-      </w:r>
-      <w:r>
-        <w:t>ụ</w:t>
-      </w:r>
-      <w:r>
-        <w:t xml:space="preserve"> s</w:t>
-      </w:r>
-      <w:r>
-        <w:t>ở</w:t>
-      </w:r>
-      <w:r>
-        <w:t xml:space="preserve"> chính cũ:</w:t>
+      <w:proofErr w:type="spellStart"/>
+      <w:r>
+        <w:t>Địa</w:t>
+      </w:r>
+      <w:proofErr w:type="spellEnd"/>
+      <w:r>
+        <w:t xml:space="preserve"> </w:t>
+      </w:r>
+      <w:proofErr w:type="spellStart"/>
+      <w:r>
+        <w:t>chỉ</w:t>
+      </w:r>
+      <w:proofErr w:type="spellEnd"/>
+      <w:r>
+        <w:t xml:space="preserve"> </w:t>
+      </w:r>
+      <w:proofErr w:type="spellStart"/>
+      <w:r>
+        <w:t>trụ</w:t>
+      </w:r>
+      <w:proofErr w:type="spellEnd"/>
+      <w:r>
+        <w:t xml:space="preserve"> </w:t>
+      </w:r>
+      <w:proofErr w:type="spellStart"/>
+      <w:r>
+        <w:t>sở</w:t>
+      </w:r>
+      <w:proofErr w:type="spellEnd"/>
+      <w:r>
+        <w:t xml:space="preserve"> </w:t>
+      </w:r>
+      <w:proofErr w:type="spellStart"/>
+      <w:r>
+        <w:t>chính</w:t>
+      </w:r>
+      <w:proofErr w:type="spellEnd"/>
+      <w:r>
+        <w:t xml:space="preserve"> </w:t>
+      </w:r>
+      <w:proofErr w:type="spellStart"/>
+      <w:r>
+        <w:t>cũ</w:t>
+      </w:r>
+      <w:proofErr w:type="spellEnd"/>
+      <w:r>
+        <w:t>:</w:t>
       </w:r>
       <w:r>
         <w:br/>
-        <w:t>Đư</w:t>
-      </w:r>
-      <w:r>
-        <w:t>ờ</w:t>
-      </w:r>
-      <w:r>
-        <w:t>ng s</w:t>
-      </w:r>
-      <w:r>
-        <w:t>ố</w:t>
-      </w:r>
-      <w:r>
-        <w:t xml:space="preserve"> 2,</w:t>
-      </w:r>
-      <w:r>
-        <w:t xml:space="preserve"> Khu công nghi</w:t>
-      </w:r>
-      <w:r>
-        <w:t>ệ</w:t>
-      </w:r>
-      <w:r>
-        <w:t>p Đ</w:t>
-      </w:r>
-      <w:r>
-        <w:t>ấ</w:t>
-      </w:r>
-      <w:r>
-        <w:t>t Cu</w:t>
-      </w:r>
-      <w:r>
-        <w:t>ố</w:t>
-      </w:r>
-      <w:r>
-        <w:t>c, Xã Đ</w:t>
-      </w:r>
-      <w:r>
-        <w:t>ấ</w:t>
-      </w:r>
-      <w:r>
-        <w:t>t Cu</w:t>
-      </w:r>
-      <w:r>
-        <w:t>ố</w:t>
-      </w:r>
-      <w:r>
-        <w:t>c, Huy</w:t>
-      </w:r>
-      <w:r>
-        <w:t>ệ</w:t>
-      </w:r>
-      <w:r>
-        <w:t>n B</w:t>
-      </w:r>
-      <w:r>
-        <w:t>ắ</w:t>
-      </w:r>
-      <w:r>
-        <w:t>c Tân Uyên, T</w:t>
-      </w:r>
-      <w:r>
-        <w:t>ỉ</w:t>
-      </w:r>
-      <w:r>
-        <w:t>nh Bình Dương, Vi</w:t>
-      </w:r>
-      <w:r>
-        <w:t>ệ</w:t>
-      </w:r>
-      <w:r>
-        <w:t>t Nam</w:t>
+      </w:r>
+      <w:proofErr w:type="spellStart"/>
+      <w:r>
+        <w:t>Đường</w:t>
+      </w:r>
+      <w:proofErr w:type="spellEnd"/>
+      <w:r>
+        <w:t xml:space="preserve"> </w:t>
+      </w:r>
+      <w:proofErr w:type="spellStart"/>
+      <w:r>
+        <w:t>số</w:t>
+      </w:r>
+      <w:proofErr w:type="spellEnd"/>
+      <w:r>
+        <w:t xml:space="preserve"> 2, Khu </w:t>
+      </w:r>
+      <w:proofErr w:type="spellStart"/>
+      <w:r>
+        <w:t>công</w:t>
+      </w:r>
+      <w:proofErr w:type="spellEnd"/>
+      <w:r>
+        <w:t xml:space="preserve"> </w:t>
+      </w:r>
+      <w:proofErr w:type="spellStart"/>
+      <w:r>
+        <w:t>nghiệp</w:t>
+      </w:r>
+      <w:proofErr w:type="spellEnd"/>
+      <w:r>
+        <w:t xml:space="preserve"> </w:t>
+      </w:r>
+      <w:proofErr w:type="spellStart"/>
+      <w:r>
+        <w:t>Đất</w:t>
+      </w:r>
+      <w:proofErr w:type="spellEnd"/>
+      <w:r>
+        <w:t xml:space="preserve"> Cuốc, </w:t>
+      </w:r>
+      <w:proofErr w:type="spellStart"/>
+      <w:r>
+        <w:t>Xã</w:t>
+      </w:r>
+      <w:proofErr w:type="spellEnd"/>
+      <w:r>
+        <w:t xml:space="preserve"> </w:t>
+      </w:r>
+      <w:proofErr w:type="spellStart"/>
+      <w:r>
+        <w:t>Đất</w:t>
+      </w:r>
+      <w:proofErr w:type="spellEnd"/>
+      <w:r>
+        <w:t xml:space="preserve"> Cuốc, </w:t>
+      </w:r>
+      <w:proofErr w:type="spellStart"/>
+      <w:r>
+        <w:t>Huyện</w:t>
+      </w:r>
+      <w:proofErr w:type="spellEnd"/>
+      <w:r>
+        <w:t xml:space="preserve"> Bắc Tân Uyên, </w:t>
+      </w:r>
+      <w:proofErr w:type="spellStart"/>
+      <w:r>
+        <w:t>Tỉnh</w:t>
+      </w:r>
+      <w:proofErr w:type="spellEnd"/>
+      <w:r>
+        <w:t xml:space="preserve"> Bình Dương, Việt Nam</w:t>
       </w:r>
     </w:p>
     <w:p>
-      <w:r>
-        <w:t>Đ</w:t>
-      </w:r>
-      <w:r>
-        <w:t>ị</w:t>
-      </w:r>
-      <w:r>
-        <w:t>a ch</w:t>
-      </w:r>
-      <w:r>
-        <w:t>ỉ</w:t>
-      </w:r>
-      <w:r>
-        <w:t xml:space="preserve"> tr</w:t>
-      </w:r>
-      <w:r>
-        <w:t>ụ</w:t>
-      </w:r>
-      <w:r>
-        <w:t xml:space="preserve"> s</w:t>
-      </w:r>
-      <w:r>
-        <w:t>ở</w:t>
-      </w:r>
-      <w:r>
-        <w:t xml:space="preserve"> chính m</w:t>
-      </w:r>
-      <w:r>
-        <w:t>ớ</w:t>
-      </w:r>
-      <w:r>
-        <w:t>i:</w:t>
+      <w:proofErr w:type="spellStart"/>
+      <w:r>
+        <w:t>Địa</w:t>
+      </w:r>
+      <w:proofErr w:type="spellEnd"/>
+      <w:r>
+        <w:t xml:space="preserve"> </w:t>
+      </w:r>
+      <w:proofErr w:type="spellStart"/>
+      <w:r>
+        <w:t>chỉ</w:t>
+      </w:r>
+      <w:proofErr w:type="spellEnd"/>
+      <w:r>
+        <w:t xml:space="preserve"> </w:t>
+      </w:r>
+      <w:proofErr w:type="spellStart"/>
+      <w:r>
+        <w:t>trụ</w:t>
+      </w:r>
+      <w:proofErr w:type="spellEnd"/>
+      <w:r>
+        <w:t xml:space="preserve"> </w:t>
+      </w:r>
+      <w:proofErr w:type="spellStart"/>
+      <w:r>
+        <w:t>sở</w:t>
+      </w:r>
+      <w:proofErr w:type="spellEnd"/>
+      <w:r>
+        <w:t xml:space="preserve"> </w:t>
+      </w:r>
+      <w:proofErr w:type="spellStart"/>
+      <w:r>
+        <w:t>chính</w:t>
+      </w:r>
+      <w:proofErr w:type="spellEnd"/>
+      <w:r>
+        <w:t xml:space="preserve"> </w:t>
+      </w:r>
+      <w:proofErr w:type="spellStart"/>
+      <w:r>
+        <w:t>mới</w:t>
+      </w:r>
+      <w:proofErr w:type="spellEnd"/>
+      <w:r>
+        <w:t>:</w:t>
       </w:r>
       <w:r>
         <w:br/>
-        <w:t>Đư</w:t>
-      </w:r>
-      <w:r>
-        <w:t>ờ</w:t>
-      </w:r>
-      <w:r>
-        <w:t>ng s</w:t>
-      </w:r>
-      <w:r>
-        <w:t>ố</w:t>
-      </w:r>
-      <w:r>
-        <w:t xml:space="preserve"> 2, Khu công nghi</w:t>
-      </w:r>
-      <w:r>
-        <w:t>ệ</w:t>
-      </w:r>
-      <w:r>
-        <w:t>p Đ</w:t>
-      </w:r>
-      <w:r>
-        <w:t>ấ</w:t>
-      </w:r>
-      <w:r>
-        <w:t>t Cu</w:t>
-      </w:r>
-      <w:r>
-        <w:t>ố</w:t>
-      </w:r>
-      <w:r>
-        <w:t>c, Xã B</w:t>
-      </w:r>
-      <w:r>
-        <w:t>ắ</w:t>
-      </w:r>
-      <w:r>
-        <w:t>c Tân Uyên, Thành ph</w:t>
-      </w:r>
-      <w:r>
-        <w:t>ố</w:t>
-      </w:r>
-      <w:r>
-        <w:t xml:space="preserve"> H</w:t>
-      </w:r>
-      <w:r>
-        <w:t>ồ</w:t>
-      </w:r>
-      <w:r>
-        <w:t xml:space="preserve"> Chí Minh, Vi</w:t>
-      </w:r>
-      <w:r>
-        <w:t>ệ</w:t>
-      </w:r>
-      <w:r>
-        <w:t>t Nam</w:t>
+      </w:r>
+      <w:proofErr w:type="spellStart"/>
+      <w:r>
+        <w:t>Đường</w:t>
+      </w:r>
+      <w:proofErr w:type="spellEnd"/>
+      <w:r>
+        <w:t xml:space="preserve"> </w:t>
+      </w:r>
+      <w:proofErr w:type="spellStart"/>
+      <w:r>
+        <w:t>số</w:t>
+      </w:r>
+      <w:proofErr w:type="spellEnd"/>
+      <w:r>
+        <w:t xml:space="preserve"> 2, Khu </w:t>
+      </w:r>
+      <w:proofErr w:type="spellStart"/>
+      <w:r>
+        <w:t>công</w:t>
+      </w:r>
+      <w:proofErr w:type="spellEnd"/>
+      <w:r>
+        <w:t xml:space="preserve"> </w:t>
+      </w:r>
+      <w:proofErr w:type="spellStart"/>
+      <w:r>
+        <w:t>nghiệp</w:t>
+      </w:r>
+      <w:proofErr w:type="spellEnd"/>
+      <w:r>
+        <w:t xml:space="preserve"> </w:t>
+      </w:r>
+      <w:proofErr w:type="spellStart"/>
+      <w:r>
+        <w:t>Đất</w:t>
+      </w:r>
+      <w:proofErr w:type="spellEnd"/>
+      <w:r>
+        <w:t xml:space="preserve"> Cuốc, </w:t>
+      </w:r>
+      <w:proofErr w:type="spellStart"/>
+      <w:r>
+        <w:t>Xã</w:t>
+      </w:r>
+      <w:proofErr w:type="spellEnd"/>
+      <w:r>
+        <w:t xml:space="preserve"> Bắc Tân Uyên, Thành </w:t>
+      </w:r>
+      <w:proofErr w:type="spellStart"/>
+      <w:r>
+        <w:t>phố</w:t>
+      </w:r>
+      <w:proofErr w:type="spellEnd"/>
+      <w:r>
+        <w:t xml:space="preserve"> </w:t>
+      </w:r>
+      <w:proofErr w:type="spellStart"/>
+      <w:r>
+        <w:t>Hồ</w:t>
+      </w:r>
+      <w:proofErr w:type="spellEnd"/>
+      <w:r>
+        <w:t xml:space="preserve"> Chí Minh, Việt Nam</w:t>
       </w:r>
     </w:p>
     <w:p>
-      <w:r>
-        <w:t>Đi</w:t>
-      </w:r>
-      <w:r>
-        <w:t>ệ</w:t>
-      </w:r>
-      <w:r>
-        <w:t>n tho</w:t>
-      </w:r>
-      <w:r>
-        <w:t>ạ</w:t>
-      </w:r>
-      <w:r>
-        <w:t>i: 0274 3651126 – 0902807116</w:t>
+      <w:proofErr w:type="spellStart"/>
+      <w:r>
+        <w:t>Điện</w:t>
+      </w:r>
+      <w:proofErr w:type="spellEnd"/>
+      <w:r>
+        <w:t xml:space="preserve"> </w:t>
+      </w:r>
+      <w:proofErr w:type="spellStart"/>
+      <w:r>
+        <w:t>thoại</w:t>
+      </w:r>
+      <w:proofErr w:type="spellEnd"/>
+      <w:r>
+        <w:t>: 0274 3651126 – 0902807116</w:t>
       </w:r>
       <w:r>
         <w:br/>
-        <w:t>Email: jung2119119@</w:t>
-      </w:r>
-      <w:r>
-        <w:t>gmail.com</w:t>
+        <w:t>Email: jung2119119@gmail.com</w:t>
       </w:r>
     </w:p>
     <w:p>
       <w:r>
-        <w:t>Thông tin v</w:t>
-      </w:r>
-      <w:r>
-        <w:t>ề</w:t>
-      </w:r>
-      <w:r>
-        <w:t xml:space="preserve"> thu</w:t>
-      </w:r>
-      <w:r>
-        <w:t>ế</w:t>
-      </w:r>
+        <w:t xml:space="preserve">Thông tin </w:t>
+      </w:r>
+      <w:proofErr w:type="spellStart"/>
+      <w:r>
+        <w:t>về</w:t>
+      </w:r>
+      <w:proofErr w:type="spellEnd"/>
+      <w:r>
+        <w:t xml:space="preserve"> </w:t>
+      </w:r>
+      <w:proofErr w:type="spellStart"/>
+      <w:r>
+        <w:t>thuế</w:t>
+      </w:r>
+      <w:proofErr w:type="spellEnd"/>
       <w:r>
         <w:t>:</w:t>
       </w:r>
       <w:r>
         <w:br/>
-        <w:t>Đi</w:t>
-      </w:r>
-      <w:r>
-        <w:t>ệ</w:t>
-      </w:r>
-      <w:r>
-        <w:t>n tho</w:t>
-      </w:r>
-      <w:r>
-        <w:t>ạ</w:t>
-      </w:r>
-      <w:r>
-        <w:t>i: 0274 3651126</w:t>
+      </w:r>
+      <w:proofErr w:type="spellStart"/>
+      <w:r>
+        <w:t>Điện</w:t>
+      </w:r>
+      <w:proofErr w:type="spellEnd"/>
+      <w:r>
+        <w:t xml:space="preserve"> </w:t>
+      </w:r>
+      <w:proofErr w:type="spellStart"/>
+      <w:r>
+        <w:t>thoại</w:t>
+      </w:r>
+      <w:proofErr w:type="spellEnd"/>
+      <w:r>
+        <w:t>: 0274 3651126</w:t>
       </w:r>
       <w:r>
         <w:br/>
@@ -707,137 +1050,321 @@
       </w:r>
       <w:r>
         <w:br/>
-        <w:t>H</w:t>
-      </w:r>
-      <w:r>
-        <w:t>ạ</w:t>
-      </w:r>
-      <w:r>
-        <w:t>ch toán: H</w:t>
-      </w:r>
-      <w:r>
-        <w:t>ạ</w:t>
-      </w:r>
-      <w:r>
-        <w:t>ch toán đ</w:t>
-      </w:r>
-      <w:r>
-        <w:t>ộ</w:t>
-      </w:r>
-      <w:r>
-        <w:t>c l</w:t>
-      </w:r>
-      <w:r>
-        <w:t>ậ</w:t>
-      </w:r>
-      <w:r>
-        <w:t>p</w:t>
-      </w:r>
+      </w:r>
+      <w:proofErr w:type="spellStart"/>
+      <w:r>
+        <w:t>Hạch</w:t>
+      </w:r>
+      <w:proofErr w:type="spellEnd"/>
+      <w:r>
+        <w:t xml:space="preserve"> </w:t>
+      </w:r>
+      <w:proofErr w:type="spellStart"/>
+      <w:r>
+        <w:t>toán</w:t>
+      </w:r>
+      <w:proofErr w:type="spellEnd"/>
+      <w:r>
+        <w:t xml:space="preserve">: </w:t>
+      </w:r>
+      <w:proofErr w:type="spellStart"/>
+      <w:r>
+        <w:t>Hạch</w:t>
+      </w:r>
+      <w:proofErr w:type="spellEnd"/>
+      <w:r>
+        <w:t xml:space="preserve"> </w:t>
+      </w:r>
+      <w:proofErr w:type="spellStart"/>
+      <w:r>
+        <w:t>toán</w:t>
+      </w:r>
+      <w:proofErr w:type="spellEnd"/>
+      <w:r>
+        <w:t xml:space="preserve"> </w:t>
+      </w:r>
+      <w:proofErr w:type="spellStart"/>
+      <w:r>
+        <w:t>độc</w:t>
+      </w:r>
+      <w:proofErr w:type="spellEnd"/>
+      <w:r>
+        <w:t xml:space="preserve"> </w:t>
+      </w:r>
+      <w:proofErr w:type="spellStart"/>
+      <w:r>
+        <w:t>lập</w:t>
+      </w:r>
+      <w:proofErr w:type="spellEnd"/>
       <w:r>
         <w:br/>
-        <w:t>Ngày b</w:t>
-      </w:r>
-      <w:r>
-        <w:t>ắ</w:t>
-      </w:r>
-      <w:r>
-        <w:t>t đ</w:t>
-      </w:r>
-      <w:r>
-        <w:t>ầ</w:t>
-      </w:r>
-      <w:r>
-        <w:t>u năm tài chính: 1/1</w:t>
+      </w:r>
+      <w:proofErr w:type="spellStart"/>
+      <w:r>
+        <w:t>Ngày</w:t>
+      </w:r>
+      <w:proofErr w:type="spellEnd"/>
+      <w:r>
+        <w:t xml:space="preserve"> </w:t>
+      </w:r>
+      <w:proofErr w:type="spellStart"/>
+      <w:r>
+        <w:t>bắt</w:t>
+      </w:r>
+      <w:proofErr w:type="spellEnd"/>
+      <w:r>
+        <w:t xml:space="preserve"> </w:t>
+      </w:r>
+      <w:proofErr w:type="spellStart"/>
+      <w:r>
+        <w:t>đầu</w:t>
+      </w:r>
+      <w:proofErr w:type="spellEnd"/>
+      <w:r>
+        <w:t xml:space="preserve"> </w:t>
+      </w:r>
+      <w:proofErr w:type="spellStart"/>
+      <w:r>
+        <w:t>năm</w:t>
+      </w:r>
+      <w:proofErr w:type="spellEnd"/>
+      <w:r>
+        <w:t xml:space="preserve"> </w:t>
+      </w:r>
+      <w:proofErr w:type="spellStart"/>
+      <w:r>
+        <w:t>tài</w:t>
+      </w:r>
+      <w:proofErr w:type="spellEnd"/>
+      <w:r>
+        <w:t xml:space="preserve"> </w:t>
+      </w:r>
+      <w:proofErr w:type="spellStart"/>
+      <w:r>
+        <w:t>chính</w:t>
+      </w:r>
+      <w:proofErr w:type="spellEnd"/>
+      <w:r>
+        <w:t>: 1/1</w:t>
       </w:r>
       <w:r>
         <w:br/>
-        <w:t>Ngày k</w:t>
-      </w:r>
-      <w:r>
-        <w:t>ế</w:t>
-      </w:r>
-      <w:r>
-        <w:t>t thúc năm tài chính: 31/12</w:t>
+      </w:r>
+      <w:proofErr w:type="spellStart"/>
+      <w:r>
+        <w:t>Ngày</w:t>
+      </w:r>
+      <w:proofErr w:type="spellEnd"/>
+      <w:r>
+        <w:t xml:space="preserve"> </w:t>
+      </w:r>
+      <w:proofErr w:type="spellStart"/>
+      <w:r>
+        <w:t>kết</w:t>
+      </w:r>
+      <w:proofErr w:type="spellEnd"/>
+      <w:r>
+        <w:t xml:space="preserve"> </w:t>
+      </w:r>
+      <w:proofErr w:type="spellStart"/>
+      <w:r>
+        <w:t>thúc</w:t>
+      </w:r>
+      <w:proofErr w:type="spellEnd"/>
+      <w:r>
+        <w:t xml:space="preserve"> </w:t>
+      </w:r>
+      <w:proofErr w:type="spellStart"/>
+      <w:r>
+        <w:t>năm</w:t>
+      </w:r>
+      <w:proofErr w:type="spellEnd"/>
+      <w:r>
+        <w:t xml:space="preserve"> </w:t>
+      </w:r>
+      <w:proofErr w:type="spellStart"/>
+      <w:r>
+        <w:t>tài</w:t>
+      </w:r>
+      <w:proofErr w:type="spellEnd"/>
+      <w:r>
+        <w:t xml:space="preserve"> </w:t>
+      </w:r>
+      <w:proofErr w:type="spellStart"/>
+      <w:r>
+        <w:t>chính</w:t>
+      </w:r>
+      <w:proofErr w:type="spellEnd"/>
+      <w:r>
+        <w:t>: 31/12</w:t>
       </w:r>
       <w:r>
         <w:br/>
-        <w:t>T</w:t>
-      </w:r>
-      <w:r>
-        <w:t>ổ</w:t>
-      </w:r>
-      <w:r>
-        <w:t>ng s</w:t>
-      </w:r>
-      <w:r>
-        <w:t>ố</w:t>
-      </w:r>
-      <w:r>
-        <w:t xml:space="preserve"> lao đ</w:t>
-      </w:r>
-      <w:r>
-        <w:t>ộ</w:t>
-      </w:r>
-      <w:r>
-        <w:t>ng: 30</w:t>
+      </w:r>
+      <w:proofErr w:type="spellStart"/>
+      <w:r>
+        <w:t>Tổng</w:t>
+      </w:r>
+      <w:proofErr w:type="spellEnd"/>
+      <w:r>
+        <w:t xml:space="preserve"> </w:t>
+      </w:r>
+      <w:proofErr w:type="spellStart"/>
+      <w:r>
+        <w:t>số</w:t>
+      </w:r>
+      <w:proofErr w:type="spellEnd"/>
+      <w:r>
+        <w:t xml:space="preserve"> </w:t>
+      </w:r>
+      <w:proofErr w:type="spellStart"/>
+      <w:r>
+        <w:t>lao</w:t>
+      </w:r>
+      <w:proofErr w:type="spellEnd"/>
+      <w:r>
+        <w:t xml:space="preserve"> </w:t>
+      </w:r>
+      <w:proofErr w:type="spellStart"/>
+      <w:r>
+        <w:t>động</w:t>
+      </w:r>
+      <w:proofErr w:type="spellEnd"/>
+      <w:r>
+        <w:t>: 30</w:t>
       </w:r>
       <w:r>
         <w:br/>
-        <w:t>Đăng ký xu</w:t>
-      </w:r>
-      <w:r>
-        <w:t>ấ</w:t>
-      </w:r>
-      <w:r>
-        <w:t>t kh</w:t>
-      </w:r>
-      <w:r>
-        <w:t>ẩ</w:t>
-      </w:r>
-      <w:r>
-        <w:t>u: Có</w:t>
-      </w:r>
+      </w:r>
+      <w:proofErr w:type="spellStart"/>
+      <w:r>
+        <w:t>Đăng</w:t>
+      </w:r>
+      <w:proofErr w:type="spellEnd"/>
+      <w:r>
+        <w:t xml:space="preserve"> </w:t>
+      </w:r>
+      <w:proofErr w:type="spellStart"/>
+      <w:r>
+        <w:t>ký</w:t>
+      </w:r>
+      <w:proofErr w:type="spellEnd"/>
+      <w:r>
+        <w:t xml:space="preserve"> </w:t>
+      </w:r>
+      <w:proofErr w:type="spellStart"/>
+      <w:r>
+        <w:t>xuất</w:t>
+      </w:r>
+      <w:proofErr w:type="spellEnd"/>
+      <w:r>
+        <w:t xml:space="preserve"> </w:t>
+      </w:r>
+      <w:proofErr w:type="spellStart"/>
+      <w:r>
+        <w:t>khẩu</w:t>
+      </w:r>
+      <w:proofErr w:type="spellEnd"/>
+      <w:r>
+        <w:t xml:space="preserve">: </w:t>
+      </w:r>
+      <w:proofErr w:type="spellStart"/>
+      <w:r>
+        <w:t>Có</w:t>
+      </w:r>
+      <w:proofErr w:type="spellEnd"/>
     </w:p>
     <w:p>
       <w:r>
-        <w:t>Danh sách th</w:t>
-      </w:r>
-      <w:r>
-        <w:t>ành viên:</w:t>
+        <w:t xml:space="preserve">Danh </w:t>
+      </w:r>
+      <w:proofErr w:type="spellStart"/>
+      <w:r>
+        <w:t>sách</w:t>
+      </w:r>
+      <w:proofErr w:type="spellEnd"/>
+      <w:r>
+        <w:t xml:space="preserve"> </w:t>
+      </w:r>
+      <w:proofErr w:type="spellStart"/>
+      <w:r>
+        <w:t>thành</w:t>
+      </w:r>
+      <w:proofErr w:type="spellEnd"/>
+      <w:r>
+        <w:t xml:space="preserve"> </w:t>
+      </w:r>
+      <w:proofErr w:type="spellStart"/>
+      <w:r>
+        <w:t>viên</w:t>
+      </w:r>
+      <w:proofErr w:type="spellEnd"/>
+      <w:r>
+        <w:t>:</w:t>
       </w:r>
       <w:r>
         <w:br/>
-        <w:t>1. G.GRAND INTERNATIONAL CORP</w:t>
+        <w:t xml:space="preserve">1. </w:t>
+      </w:r>
+      <w:proofErr w:type="gramStart"/>
+      <w:r>
+        <w:t>G.GRAND</w:t>
+      </w:r>
+      <w:proofErr w:type="gramEnd"/>
+      <w:r>
+        <w:t xml:space="preserve"> INTERNATIONAL CORP</w:t>
       </w:r>
       <w:r>
         <w:br/>
-        <w:t>Giá tr</w:t>
-      </w:r>
-      <w:r>
-        <w:t>ị</w:t>
-      </w:r>
-      <w:r>
-        <w:t xml:space="preserve"> v</w:t>
-      </w:r>
-      <w:r>
-        <w:t>ố</w:t>
-      </w:r>
-      <w:r>
-        <w:t>n góp: 18.757.200.000 VNĐ</w:t>
+      </w:r>
+      <w:proofErr w:type="spellStart"/>
+      <w:r>
+        <w:t>Giá</w:t>
+      </w:r>
+      <w:proofErr w:type="spellEnd"/>
+      <w:r>
+        <w:t xml:space="preserve"> </w:t>
+      </w:r>
+      <w:proofErr w:type="spellStart"/>
+      <w:r>
+        <w:t>trị</w:t>
+      </w:r>
+      <w:proofErr w:type="spellEnd"/>
+      <w:r>
+        <w:t xml:space="preserve"> </w:t>
+      </w:r>
+      <w:proofErr w:type="spellStart"/>
+      <w:r>
+        <w:t>vốn</w:t>
+      </w:r>
+      <w:proofErr w:type="spellEnd"/>
+      <w:r>
+        <w:t xml:space="preserve"> </w:t>
+      </w:r>
+      <w:proofErr w:type="spellStart"/>
+      <w:r>
+        <w:t>góp</w:t>
+      </w:r>
+      <w:proofErr w:type="spellEnd"/>
+      <w:r>
+        <w:t>: 18.757.200.000 VNĐ</w:t>
       </w:r>
       <w:r>
         <w:br/>
-        <w:t>T</w:t>
-      </w:r>
-      <w:r>
-        <w:t>ỷ</w:t>
-      </w:r>
-      <w:r>
-        <w:t xml:space="preserve"> l</w:t>
-      </w:r>
-      <w:r>
-        <w:t>ệ</w:t>
-      </w:r>
+      </w:r>
+      <w:proofErr w:type="spellStart"/>
+      <w:r>
+        <w:t>Tỷ</w:t>
+      </w:r>
+      <w:proofErr w:type="spellEnd"/>
+      <w:r>
+        <w:t xml:space="preserve"> </w:t>
+      </w:r>
+      <w:proofErr w:type="spellStart"/>
+      <w:r>
+        <w:t>lệ</w:t>
+      </w:r>
+      <w:proofErr w:type="spellEnd"/>
       <w:r>
         <w:t>: 75,600%</w:t>
       </w:r>
@@ -848,33 +1375,55 @@
       </w:r>
       <w:r>
         <w:br/>
-        <w:t>Giá tr</w:t>
-      </w:r>
-      <w:r>
-        <w:t>ị</w:t>
-      </w:r>
-      <w:r>
-        <w:t xml:space="preserve"> v</w:t>
-      </w:r>
-      <w:r>
-        <w:t>ố</w:t>
-      </w:r>
-      <w:r>
-        <w:t>n góp: 3.287.775.210 VNĐ</w:t>
+      </w:r>
+      <w:proofErr w:type="spellStart"/>
+      <w:r>
+        <w:t>Giá</w:t>
+      </w:r>
+      <w:proofErr w:type="spellEnd"/>
+      <w:r>
+        <w:t xml:space="preserve"> </w:t>
+      </w:r>
+      <w:proofErr w:type="spellStart"/>
+      <w:r>
+        <w:t>trị</w:t>
+      </w:r>
+      <w:proofErr w:type="spellEnd"/>
+      <w:r>
+        <w:t xml:space="preserve"> </w:t>
+      </w:r>
+      <w:proofErr w:type="spellStart"/>
+      <w:r>
+        <w:t>vốn</w:t>
+      </w:r>
+      <w:proofErr w:type="spellEnd"/>
+      <w:r>
+        <w:t xml:space="preserve"> </w:t>
+      </w:r>
+      <w:proofErr w:type="spellStart"/>
+      <w:r>
+        <w:t>góp</w:t>
+      </w:r>
+      <w:proofErr w:type="spellEnd"/>
+      <w:r>
+        <w:t>: 3.287.775.210 VNĐ</w:t>
       </w:r>
       <w:r>
         <w:br/>
-        <w:t>T</w:t>
-      </w:r>
-      <w:r>
-        <w:t>ỷ</w:t>
-      </w:r>
-      <w:r>
-        <w:t xml:space="preserve"> l</w:t>
-      </w:r>
-      <w:r>
-        <w:t>ệ</w:t>
-      </w:r>
+      </w:r>
+      <w:proofErr w:type="spellStart"/>
+      <w:r>
+        <w:t>Tỷ</w:t>
+      </w:r>
+      <w:proofErr w:type="spellEnd"/>
+      <w:r>
+        <w:t xml:space="preserve"> </w:t>
+      </w:r>
+      <w:proofErr w:type="spellStart"/>
+      <w:r>
+        <w:t>lệ</w:t>
+      </w:r>
+      <w:proofErr w:type="spellEnd"/>
       <w:r>
         <w:t>: 14,050%</w:t>
       </w:r>
@@ -885,82 +1434,422 @@
       </w:r>
       <w:r>
         <w:br/>
-        <w:t>Giá tr</w:t>
-      </w:r>
-      <w:r>
-        <w:t>ị</w:t>
-      </w:r>
-      <w:r>
-        <w:t xml:space="preserve"> v</w:t>
-      </w:r>
-      <w:r>
-        <w:t>ố</w:t>
-      </w:r>
-      <w:r>
-        <w:t>n góp: 1.903.300.000 VNĐ</w:t>
+      </w:r>
+      <w:proofErr w:type="spellStart"/>
+      <w:r>
+        <w:t>Giá</w:t>
+      </w:r>
+      <w:proofErr w:type="spellEnd"/>
+      <w:r>
+        <w:t xml:space="preserve"> </w:t>
+      </w:r>
+      <w:proofErr w:type="spellStart"/>
+      <w:r>
+        <w:t>trị</w:t>
+      </w:r>
+      <w:proofErr w:type="spellEnd"/>
+      <w:r>
+        <w:t xml:space="preserve"> </w:t>
+      </w:r>
+      <w:proofErr w:type="spellStart"/>
+      <w:r>
+        <w:t>vốn</w:t>
+      </w:r>
+      <w:proofErr w:type="spellEnd"/>
+      <w:r>
+        <w:t xml:space="preserve"> </w:t>
+      </w:r>
+      <w:proofErr w:type="spellStart"/>
+      <w:r>
+        <w:t>góp</w:t>
+      </w:r>
+      <w:proofErr w:type="spellEnd"/>
+      <w:r>
+        <w:t>: 1.903.300.000 VNĐ</w:t>
       </w:r>
       <w:r>
         <w:br/>
-        <w:t>T</w:t>
-      </w:r>
-      <w:r>
-        <w:t>ỷ</w:t>
-      </w:r>
-      <w:r>
-        <w:t xml:space="preserve"> l</w:t>
-      </w:r>
-      <w:r>
-        <w:t>ệ</w:t>
-      </w:r>
+      </w:r>
+      <w:proofErr w:type="spellStart"/>
+      <w:r>
+        <w:t>Tỷ</w:t>
+      </w:r>
+      <w:proofErr w:type="spellEnd"/>
+      <w:r>
+        <w:t xml:space="preserve"> </w:t>
+      </w:r>
+      <w:proofErr w:type="spellStart"/>
+      <w:r>
+        <w:t>lệ</w:t>
+      </w:r>
+      <w:proofErr w:type="spellEnd"/>
       <w:r>
         <w:t>: 10,350%</w:t>
       </w:r>
     </w:p>
     <w:p>
       <w:r>
-        <w:t>7. Ngày c</w:t>
-      </w:r>
-      <w:r>
-        <w:t>ấ</w:t>
-      </w:r>
-      <w:r>
-        <w:t>p đăng ký thay đ</w:t>
-      </w:r>
-      <w:r>
-        <w:t>ổ</w:t>
-      </w:r>
-      <w:r>
-        <w:t>i:</w:t>
+        <w:t xml:space="preserve">7. </w:t>
+      </w:r>
+      <w:proofErr w:type="spellStart"/>
+      <w:r>
+        <w:t>Ngày</w:t>
+      </w:r>
+      <w:proofErr w:type="spellEnd"/>
+      <w:r>
+        <w:t xml:space="preserve"> </w:t>
+      </w:r>
+      <w:proofErr w:type="spellStart"/>
+      <w:r>
+        <w:t>cấp</w:t>
+      </w:r>
+      <w:proofErr w:type="spellEnd"/>
+      <w:r>
+        <w:t xml:space="preserve"> </w:t>
+      </w:r>
+      <w:proofErr w:type="spellStart"/>
+      <w:r>
+        <w:t>đăng</w:t>
+      </w:r>
+      <w:proofErr w:type="spellEnd"/>
+      <w:r>
+        <w:t xml:space="preserve"> </w:t>
+      </w:r>
+      <w:proofErr w:type="spellStart"/>
+      <w:r>
+        <w:t>ký</w:t>
+      </w:r>
+      <w:proofErr w:type="spellEnd"/>
+      <w:r>
+        <w:t xml:space="preserve"> </w:t>
+      </w:r>
+      <w:proofErr w:type="spellStart"/>
+      <w:r>
+        <w:t>thay</w:t>
+      </w:r>
+      <w:proofErr w:type="spellEnd"/>
+      <w:r>
+        <w:t xml:space="preserve"> </w:t>
+      </w:r>
+      <w:proofErr w:type="spellStart"/>
+      <w:r>
+        <w:t>đổi</w:t>
+      </w:r>
+      <w:proofErr w:type="spellEnd"/>
+      <w:r>
+        <w:t>:</w:t>
       </w:r>
       <w:r>
         <w:br/>
-        <w:t>31</w:t>
-      </w:r>
-      <w:r>
-        <w:t>/03/2026</w:t>
+        <w:t>31/03/2026</w:t>
       </w:r>
     </w:p>
     <w:p>
       <w:r>
-        <w:t>8. Nơi đăng ký:</w:t>
+        <w:t xml:space="preserve">8. </w:t>
+      </w:r>
+      <w:proofErr w:type="spellStart"/>
+      <w:r>
+        <w:t>Nơi</w:t>
+      </w:r>
+      <w:proofErr w:type="spellEnd"/>
+      <w:r>
+        <w:t xml:space="preserve"> </w:t>
+      </w:r>
+      <w:proofErr w:type="spellStart"/>
+      <w:r>
+        <w:t>đăng</w:t>
+      </w:r>
+      <w:proofErr w:type="spellEnd"/>
+      <w:r>
+        <w:t xml:space="preserve"> </w:t>
+      </w:r>
+      <w:proofErr w:type="spellStart"/>
+      <w:r>
+        <w:t>ký</w:t>
+      </w:r>
+      <w:proofErr w:type="spellEnd"/>
+      <w:r>
+        <w:t>:</w:t>
       </w:r>
       <w:r>
         <w:br/>
-        <w:t>Phòng ĐKKD Thành ph</w:t>
-      </w:r>
-      <w:r>
-        <w:t>ố</w:t>
-      </w:r>
-      <w:r>
-        <w:t xml:space="preserve"> H</w:t>
-      </w:r>
-      <w:r>
-        <w:t>ồ</w:t>
-      </w:r>
+      </w:r>
+      <w:proofErr w:type="spellStart"/>
+      <w:r>
+        <w:t>Phòng</w:t>
+      </w:r>
+      <w:proofErr w:type="spellEnd"/>
+      <w:r>
+        <w:t xml:space="preserve"> ĐKKD Thành </w:t>
+      </w:r>
+      <w:proofErr w:type="spellStart"/>
+      <w:r>
+        <w:t>phố</w:t>
+      </w:r>
+      <w:proofErr w:type="spellEnd"/>
+      <w:r>
+        <w:t xml:space="preserve"> </w:t>
+      </w:r>
+      <w:proofErr w:type="spellStart"/>
+      <w:r>
+        <w:t>Hồ</w:t>
+      </w:r>
+      <w:proofErr w:type="spellEnd"/>
       <w:r>
         <w:t xml:space="preserve"> Chí Minh</w:t>
       </w:r>
     </w:p>
+    <w:p/>
+    <w:p>
+      <w:proofErr w:type="spellStart"/>
+      <w:r>
+        <w:t>Nội</w:t>
+      </w:r>
+      <w:proofErr w:type="spellEnd"/>
+      <w:r>
+        <w:t xml:space="preserve"> dung </w:t>
+      </w:r>
+      <w:proofErr w:type="spellStart"/>
+      <w:r>
+        <w:t>thay</w:t>
+      </w:r>
+      <w:proofErr w:type="spellEnd"/>
+      <w:r>
+        <w:t xml:space="preserve"> </w:t>
+      </w:r>
+      <w:proofErr w:type="spellStart"/>
+      <w:r>
+        <w:t>đổi</w:t>
+      </w:r>
+      <w:proofErr w:type="spellEnd"/>
+      <w:r>
+        <w:t xml:space="preserve">: </w:t>
+      </w:r>
+    </w:p>
+    <w:p>
+      <w:pPr>
+        <w:pStyle w:val="ListParagraph"/>
+        <w:numPr>
+          <w:ilvl w:val="0"/>
+          <w:numId w:val="10"/>
+        </w:numPr>
+      </w:pPr>
+      <w:proofErr w:type="spellStart"/>
+      <w:r>
+        <w:t>Cập</w:t>
+      </w:r>
+      <w:proofErr w:type="spellEnd"/>
+      <w:r>
+        <w:t xml:space="preserve"> </w:t>
+      </w:r>
+      <w:proofErr w:type="spellStart"/>
+      <w:r>
+        <w:t>nhật</w:t>
+      </w:r>
+      <w:proofErr w:type="spellEnd"/>
+      <w:r>
+        <w:t xml:space="preserve"> </w:t>
+      </w:r>
+      <w:proofErr w:type="spellStart"/>
+      <w:r>
+        <w:t>số</w:t>
+      </w:r>
+      <w:proofErr w:type="spellEnd"/>
+      <w:r>
+        <w:t xml:space="preserve"> </w:t>
+      </w:r>
+      <w:proofErr w:type="spellStart"/>
+      <w:r>
+        <w:t>điện</w:t>
+      </w:r>
+      <w:proofErr w:type="spellEnd"/>
+      <w:r>
+        <w:t xml:space="preserve"> </w:t>
+      </w:r>
+      <w:proofErr w:type="spellStart"/>
+      <w:r>
+        <w:t>thoại</w:t>
+      </w:r>
+      <w:proofErr w:type="spellEnd"/>
+      <w:r>
+        <w:t xml:space="preserve"> </w:t>
+      </w:r>
+      <w:proofErr w:type="spellStart"/>
+      <w:r>
+        <w:t>trong</w:t>
+      </w:r>
+      <w:proofErr w:type="spellEnd"/>
+      <w:r>
+        <w:t xml:space="preserve"> </w:t>
+      </w:r>
+      <w:proofErr w:type="spellStart"/>
+      <w:r>
+        <w:t>trường</w:t>
+      </w:r>
+      <w:proofErr w:type="spellEnd"/>
+      <w:r>
+        <w:t xml:space="preserve"> </w:t>
+      </w:r>
+      <w:proofErr w:type="spellStart"/>
+      <w:r>
+        <w:t>địa</w:t>
+      </w:r>
+      <w:proofErr w:type="spellEnd"/>
+      <w:r>
+        <w:t xml:space="preserve"> </w:t>
+      </w:r>
+      <w:proofErr w:type="spellStart"/>
+      <w:r>
+        <w:t>chỉ</w:t>
+      </w:r>
+      <w:proofErr w:type="spellEnd"/>
+      <w:r>
+        <w:t>:</w:t>
+      </w:r>
+      <w:r>
+        <w:t xml:space="preserve"> </w:t>
+      </w:r>
+      <w:r>
+        <w:t>02743651126 – 0902807116</w:t>
+      </w:r>
+    </w:p>
+    <w:p>
+      <w:pPr>
+        <w:pStyle w:val="ListParagraph"/>
+        <w:numPr>
+          <w:ilvl w:val="0"/>
+          <w:numId w:val="10"/>
+        </w:numPr>
+      </w:pPr>
+      <w:proofErr w:type="spellStart"/>
+      <w:r>
+        <w:t>Cập</w:t>
+      </w:r>
+      <w:proofErr w:type="spellEnd"/>
+      <w:r>
+        <w:t xml:space="preserve"> </w:t>
+      </w:r>
+      <w:proofErr w:type="spellStart"/>
+      <w:r>
+        <w:t>nhật</w:t>
+      </w:r>
+      <w:proofErr w:type="spellEnd"/>
+      <w:r>
+        <w:t xml:space="preserve"> </w:t>
+      </w:r>
+      <w:proofErr w:type="spellStart"/>
+      <w:r>
+        <w:t>địa</w:t>
+      </w:r>
+      <w:proofErr w:type="spellEnd"/>
+      <w:r>
+        <w:t xml:space="preserve"> </w:t>
+      </w:r>
+      <w:proofErr w:type="spellStart"/>
+      <w:r>
+        <w:t>chỉ</w:t>
+      </w:r>
+      <w:proofErr w:type="spellEnd"/>
+      <w:r>
+        <w:t xml:space="preserve"> </w:t>
+      </w:r>
+      <w:proofErr w:type="spellStart"/>
+      <w:r>
+        <w:t>liên</w:t>
+      </w:r>
+      <w:proofErr w:type="spellEnd"/>
+      <w:r>
+        <w:t xml:space="preserve"> </w:t>
+      </w:r>
+      <w:proofErr w:type="spellStart"/>
+      <w:r>
+        <w:t>lạc</w:t>
+      </w:r>
+      <w:proofErr w:type="spellEnd"/>
+      <w:r>
+        <w:t xml:space="preserve"> </w:t>
+      </w:r>
+      <w:proofErr w:type="spellStart"/>
+      <w:r>
+        <w:t>ông</w:t>
+      </w:r>
+      <w:proofErr w:type="spellEnd"/>
+      <w:r>
+        <w:t xml:space="preserve"> </w:t>
+      </w:r>
+      <w:r>
+        <w:t>PAI CHIEH LIN</w:t>
+      </w:r>
+      <w:r>
+        <w:t xml:space="preserve">: </w:t>
+      </w:r>
+      <w:proofErr w:type="spellStart"/>
+      <w:r>
+        <w:t>Đường</w:t>
+      </w:r>
+      <w:proofErr w:type="spellEnd"/>
+      <w:r>
+        <w:t xml:space="preserve"> </w:t>
+      </w:r>
+      <w:proofErr w:type="spellStart"/>
+      <w:r>
+        <w:t>số</w:t>
+      </w:r>
+      <w:proofErr w:type="spellEnd"/>
+      <w:r>
+        <w:t xml:space="preserve"> 2, Khu </w:t>
+      </w:r>
+      <w:proofErr w:type="spellStart"/>
+      <w:r>
+        <w:t>công</w:t>
+      </w:r>
+      <w:proofErr w:type="spellEnd"/>
+      <w:r>
+        <w:t xml:space="preserve"> </w:t>
+      </w:r>
+      <w:proofErr w:type="spellStart"/>
+      <w:r>
+        <w:t>nghiệp</w:t>
+      </w:r>
+      <w:proofErr w:type="spellEnd"/>
+      <w:r>
+        <w:t xml:space="preserve"> </w:t>
+      </w:r>
+      <w:proofErr w:type="spellStart"/>
+      <w:r>
+        <w:t>Đất</w:t>
+      </w:r>
+      <w:proofErr w:type="spellEnd"/>
+      <w:r>
+        <w:t xml:space="preserve"> Cuốc, </w:t>
+      </w:r>
+      <w:proofErr w:type="spellStart"/>
+      <w:r>
+        <w:t>Xã</w:t>
+      </w:r>
+      <w:proofErr w:type="spellEnd"/>
+      <w:r>
+        <w:t xml:space="preserve"> Bắc Tân Uyên, Thành </w:t>
+      </w:r>
+      <w:proofErr w:type="spellStart"/>
+      <w:r>
+        <w:t>phố</w:t>
+      </w:r>
+      <w:proofErr w:type="spellEnd"/>
+      <w:r>
+        <w:t xml:space="preserve"> </w:t>
+      </w:r>
+      <w:proofErr w:type="spellStart"/>
+      <w:r>
+        <w:t>Hồ</w:t>
+      </w:r>
+      <w:proofErr w:type="spellEnd"/>
+      <w:r>
+        <w:t xml:space="preserve"> Chí Minh, Việt Nam</w:t>
+      </w:r>
+    </w:p>
+    <w:p/>
     <w:sectPr>
       <w:pgSz w:w="12240" w:h="15840"/>
       <w:pgMar w:top="1440" w:right="1800" w:bottom="1440" w:left="1800" w:header="720" w:footer="720" w:gutter="0"/>
@@ -972,7 +1861,7 @@
 </file>
 
 <file path=word/numbering.xml><?xml version="1.0" encoding="utf-8"?>
-<w:numbering xmlns:wpc="http://schemas.microsoft.com/office/word/2010/wordprocessingCanvas" xmlns:cx="http://schemas.microsoft.com/office/drawing/2014/chartex" xmlns:cx1="http://schemas.microsoft.com/office/drawing/2015/9/8/chartex" xmlns:mc="http://schemas.openxmlformats.org/markup-compatibility/2006" xmlns:o="urn:schemas-microsoft-com:office:office" xmlns:r="http://schemas.openxmlformats.org/officeDocument/2006/relationships" xmlns:m="http://schemas.openxmlformats.org/officeDocument/2006/math" xmlns:v="urn:schemas-microsoft-com:vml" xmlns:wp14="http://schemas.microsoft.com/office/word/2010/wordprocessingDrawing" xmlns:wp="http://schemas.openxmlformats.org/drawingml/2006/wordprocessingDrawing" xmlns:w10="urn:schemas-microsoft-com:office:word" xmlns:w="http://schemas.openxmlformats.org/wordprocessingml/2006/main" xmlns:w14="http://schemas.microsoft.com/office/word/2010/wordml" xmlns:w15="http://schemas.microsoft.com/office/word/2012/wordml" xmlns:w16se="http://schemas.microsoft.com/office/word/2015/wordml/symex" xmlns:wpg="http://schemas.microsoft.com/office/word/2010/wordprocessingGroup" xmlns:wpi="http://schemas.microsoft.com/office/word/2010/wordprocessingInk" xmlns:wne="http://schemas.microsoft.com/office/word/2006/wordml" xmlns:wps="http://schemas.microsoft.com/office/word/2010/wordprocessingShape" mc:Ignorable="w14 w15 w16se wp14">
+<w:numbering xmlns:wpc="http://schemas.microsoft.com/office/word/2010/wordprocessingCanvas" xmlns:cx="http://schemas.microsoft.com/office/drawing/2014/chartex" xmlns:cx1="http://schemas.microsoft.com/office/drawing/2015/9/8/chartex" xmlns:cx2="http://schemas.microsoft.com/office/drawing/2015/10/21/chartex" xmlns:cx3="http://schemas.microsoft.com/office/drawing/2016/5/9/chartex" xmlns:cx4="http://schemas.microsoft.com/office/drawing/2016/5/10/chartex" xmlns:cx5="http://schemas.microsoft.com/office/drawing/2016/5/11/chartex" xmlns:cx6="http://schemas.microsoft.com/office/drawing/2016/5/12/chartex" xmlns:cx7="http://schemas.microsoft.com/office/drawing/2016/5/13/chartex" xmlns:cx8="http://schemas.microsoft.com/office/drawing/2016/5/14/chartex" xmlns:mc="http://schemas.openxmlformats.org/markup-compatibility/2006" xmlns:aink="http://schemas.microsoft.com/office/drawing/2016/ink" xmlns:am3d="http://schemas.microsoft.com/office/drawing/2017/model3d" xmlns:o="urn:schemas-microsoft-com:office:office" xmlns:oel="http://schemas.microsoft.com/office/2019/extlst" xmlns:r="http://schemas.openxmlformats.org/officeDocument/2006/relationships" xmlns:m="http://schemas.openxmlformats.org/officeDocument/2006/math" xmlns:v="urn:schemas-microsoft-com:vml" xmlns:wp14="http://schemas.microsoft.com/office/word/2010/wordprocessingDrawing" xmlns:wp="http://schemas.openxmlformats.org/drawingml/2006/wordprocessingDrawing" xmlns:w10="urn:schemas-microsoft-com:office:word" xmlns:w="http://schemas.openxmlformats.org/wordprocessingml/2006/main" xmlns:w14="http://schemas.microsoft.com/office/word/2010/wordml" xmlns:w15="http://schemas.microsoft.com/office/word/2012/wordml" xmlns:w16cex="http://schemas.microsoft.com/office/word/2018/wordml/cex" xmlns:w16cid="http://schemas.microsoft.com/office/word/2016/wordml/cid" xmlns:w16="http://schemas.microsoft.com/office/word/2018/wordml" xmlns:w16du="http://schemas.microsoft.com/office/word/2023/wordml/word16du" xmlns:w16sdtdh="http://schemas.microsoft.com/office/word/2020/wordml/sdtdatahash" xmlns:w16sdtfl="http://schemas.microsoft.com/office/word/2024/wordml/sdtformatlock" xmlns:w16se="http://schemas.microsoft.com/office/word/2015/wordml/symex" xmlns:wpg="http://schemas.microsoft.com/office/word/2010/wordprocessingGroup" xmlns:wpi="http://schemas.microsoft.com/office/word/2010/wordprocessingInk" xmlns:wne="http://schemas.microsoft.com/office/word/2006/wordml" xmlns:wps="http://schemas.microsoft.com/office/word/2010/wordprocessingShape" mc:Ignorable="w14 w15 w16se w16cid w16 w16cex w16sdtdh w16sdtfl w16du wp14">
   <w:abstractNum w:abstractNumId="0" w15:restartNumberingAfterBreak="0">
     <w:nsid w:val="FFFFFF7C"/>
     <w:multiLevelType w:val="singleLevel"/>
@@ -1144,38 +2033,154 @@
       </w:rPr>
     </w:lvl>
   </w:abstractNum>
-  <w:num w:numId="1">
+  <w:abstractNum w:abstractNumId="9" w15:restartNumberingAfterBreak="0">
+    <w:nsid w:val="2CDB1B76"/>
+    <w:multiLevelType w:val="hybridMultilevel"/>
+    <w:tmpl w:val="745458F2"/>
+    <w:lvl w:ilvl="0" w:tplc="04090001">
+      <w:start w:val="1"/>
+      <w:numFmt w:val="bullet"/>
+      <w:lvlText w:val=""/>
+      <w:lvlJc w:val="left"/>
+      <w:pPr>
+        <w:ind w:left="720" w:hanging="360"/>
+      </w:pPr>
+      <w:rPr>
+        <w:rFonts w:ascii="Symbol" w:hAnsi="Symbol" w:hint="default"/>
+      </w:rPr>
+    </w:lvl>
+    <w:lvl w:ilvl="1" w:tplc="04090003" w:tentative="1">
+      <w:start w:val="1"/>
+      <w:numFmt w:val="bullet"/>
+      <w:lvlText w:val="o"/>
+      <w:lvlJc w:val="left"/>
+      <w:pPr>
+        <w:ind w:left="1440" w:hanging="360"/>
+      </w:pPr>
+      <w:rPr>
+        <w:rFonts w:ascii="Courier New" w:hAnsi="Courier New" w:cs="Courier New" w:hint="default"/>
+      </w:rPr>
+    </w:lvl>
+    <w:lvl w:ilvl="2" w:tplc="04090005" w:tentative="1">
+      <w:start w:val="1"/>
+      <w:numFmt w:val="bullet"/>
+      <w:lvlText w:val=""/>
+      <w:lvlJc w:val="left"/>
+      <w:pPr>
+        <w:ind w:left="2160" w:hanging="360"/>
+      </w:pPr>
+      <w:rPr>
+        <w:rFonts w:ascii="Wingdings" w:hAnsi="Wingdings" w:hint="default"/>
+      </w:rPr>
+    </w:lvl>
+    <w:lvl w:ilvl="3" w:tplc="04090001" w:tentative="1">
+      <w:start w:val="1"/>
+      <w:numFmt w:val="bullet"/>
+      <w:lvlText w:val=""/>
+      <w:lvlJc w:val="left"/>
+      <w:pPr>
+        <w:ind w:left="2880" w:hanging="360"/>
+      </w:pPr>
+      <w:rPr>
+        <w:rFonts w:ascii="Symbol" w:hAnsi="Symbol" w:hint="default"/>
+      </w:rPr>
+    </w:lvl>
+    <w:lvl w:ilvl="4" w:tplc="04090003" w:tentative="1">
+      <w:start w:val="1"/>
+      <w:numFmt w:val="bullet"/>
+      <w:lvlText w:val="o"/>
+      <w:lvlJc w:val="left"/>
+      <w:pPr>
+        <w:ind w:left="3600" w:hanging="360"/>
+      </w:pPr>
+      <w:rPr>
+        <w:rFonts w:ascii="Courier New" w:hAnsi="Courier New" w:cs="Courier New" w:hint="default"/>
+      </w:rPr>
+    </w:lvl>
+    <w:lvl w:ilvl="5" w:tplc="04090005" w:tentative="1">
+      <w:start w:val="1"/>
+      <w:numFmt w:val="bullet"/>
+      <w:lvlText w:val=""/>
+      <w:lvlJc w:val="left"/>
+      <w:pPr>
+        <w:ind w:left="4320" w:hanging="360"/>
+      </w:pPr>
+      <w:rPr>
+        <w:rFonts w:ascii="Wingdings" w:hAnsi="Wingdings" w:hint="default"/>
+      </w:rPr>
+    </w:lvl>
+    <w:lvl w:ilvl="6" w:tplc="04090001" w:tentative="1">
+      <w:start w:val="1"/>
+      <w:numFmt w:val="bullet"/>
+      <w:lvlText w:val=""/>
+      <w:lvlJc w:val="left"/>
+      <w:pPr>
+        <w:ind w:left="5040" w:hanging="360"/>
+      </w:pPr>
+      <w:rPr>
+        <w:rFonts w:ascii="Symbol" w:hAnsi="Symbol" w:hint="default"/>
+      </w:rPr>
+    </w:lvl>
+    <w:lvl w:ilvl="7" w:tplc="04090003" w:tentative="1">
+      <w:start w:val="1"/>
+      <w:numFmt w:val="bullet"/>
+      <w:lvlText w:val="o"/>
+      <w:lvlJc w:val="left"/>
+      <w:pPr>
+        <w:ind w:left="5760" w:hanging="360"/>
+      </w:pPr>
+      <w:rPr>
+        <w:rFonts w:ascii="Courier New" w:hAnsi="Courier New" w:cs="Courier New" w:hint="default"/>
+      </w:rPr>
+    </w:lvl>
+    <w:lvl w:ilvl="8" w:tplc="04090005" w:tentative="1">
+      <w:start w:val="1"/>
+      <w:numFmt w:val="bullet"/>
+      <w:lvlText w:val=""/>
+      <w:lvlJc w:val="left"/>
+      <w:pPr>
+        <w:ind w:left="6480" w:hanging="360"/>
+      </w:pPr>
+      <w:rPr>
+        <w:rFonts w:ascii="Wingdings" w:hAnsi="Wingdings" w:hint="default"/>
+      </w:rPr>
+    </w:lvl>
+  </w:abstractNum>
+  <w:num w:numId="1" w16cid:durableId="1784183252">
     <w:abstractNumId w:val="8"/>
   </w:num>
-  <w:num w:numId="2">
+  <w:num w:numId="2" w16cid:durableId="94861242">
     <w:abstractNumId w:val="6"/>
   </w:num>
-  <w:num w:numId="3">
+  <w:num w:numId="3" w16cid:durableId="692653788">
     <w:abstractNumId w:val="5"/>
   </w:num>
-  <w:num w:numId="4">
+  <w:num w:numId="4" w16cid:durableId="503669557">
     <w:abstractNumId w:val="4"/>
   </w:num>
-  <w:num w:numId="5">
+  <w:num w:numId="5" w16cid:durableId="732314418">
     <w:abstractNumId w:val="7"/>
   </w:num>
-  <w:num w:numId="6">
+  <w:num w:numId="6" w16cid:durableId="1642617051">
     <w:abstractNumId w:val="3"/>
   </w:num>
-  <w:num w:numId="7">
+  <w:num w:numId="7" w16cid:durableId="1825924151">
     <w:abstractNumId w:val="2"/>
   </w:num>
-  <w:num w:numId="8">
+  <w:num w:numId="8" w16cid:durableId="1349911833">
     <w:abstractNumId w:val="1"/>
   </w:num>
-  <w:num w:numId="9">
+  <w:num w:numId="9" w16cid:durableId="377896644">
     <w:abstractNumId w:val="0"/>
+  </w:num>
+  <w:num w:numId="10" w16cid:durableId="342362660">
+    <w:abstractNumId w:val="9"/>
   </w:num>
 </w:numbering>
 </file>
 
 <file path=word/styles.xml><?xml version="1.0" encoding="utf-8"?>
-<w:styles xmlns:mc="http://schemas.openxmlformats.org/markup-compatibility/2006" xmlns:r="http://schemas.openxmlformats.org/officeDocument/2006/relationships" xmlns:w="http://schemas.openxmlformats.org/wordprocessingml/2006/main" xmlns:w14="http://schemas.microsoft.com/office/word/2010/wordml" xmlns:w15="http://schemas.microsoft.com/office/word/2012/wordml" xmlns:w16se="http://schemas.microsoft.com/office/word/2015/wordml/symex" mc:Ignorable="w14 w15 w16se">
+<w:styles xmlns:mc="http://schemas.openxmlformats.org/markup-compatibility/2006" xmlns:r="http://schemas.openxmlformats.org/officeDocument/2006/relationships" xmlns:w="http://schemas.openxmlformats.org/wordprocessingml/2006/main" xmlns:w14="http://schemas.microsoft.com/office/word/2010/wordml" xmlns:w15="http://schemas.microsoft.com/office/word/2012/wordml" xmlns:w16cex="http://schemas.microsoft.com/office/word/2018/wordml/cex" xmlns:w16cid="http://schemas.microsoft.com/office/word/2016/wordml/cid" xmlns:w16="http://schemas.microsoft.com/office/word/2018/wordml" xmlns:w16du="http://schemas.microsoft.com/office/word/2023/wordml/word16du" xmlns:w16sdtdh="http://schemas.microsoft.com/office/word/2020/wordml/sdtdatahash" xmlns:w16sdtfl="http://schemas.microsoft.com/office/word/2024/wordml/sdtformatlock" xmlns:w16se="http://schemas.microsoft.com/office/word/2015/wordml/symex" mc:Ignorable="w14 w15 w16se w16cid w16 w16cex w16sdtdh w16sdtfl w16du">
   <w:docDefaults>
     <w:rPrDefault>
       <w:rPr>
@@ -1191,7 +2196,7 @@
       </w:pPr>
     </w:pPrDefault>
   </w:docDefaults>
-  <w:latentStyles w:defLockedState="0" w:defUIPriority="99" w:defSemiHidden="0" w:defUnhideWhenUsed="0" w:defQFormat="0" w:count="371">
+  <w:latentStyles w:defLockedState="0" w:defUIPriority="99" w:defSemiHidden="0" w:defUnhideWhenUsed="0" w:defQFormat="0" w:count="376">
     <w:lsdException w:name="Normal" w:uiPriority="0" w:qFormat="1"/>
     <w:lsdException w:name="heading 1" w:uiPriority="9" w:qFormat="1"/>
     <w:lsdException w:name="heading 2" w:semiHidden="1" w:uiPriority="9" w:unhideWhenUsed="1" w:qFormat="1"/>
@@ -1554,6 +2559,11 @@
     <w:lsdException w:name="List Table 5 Dark Accent 6" w:uiPriority="50"/>
     <w:lsdException w:name="List Table 6 Colorful Accent 6" w:uiPriority="51"/>
     <w:lsdException w:name="List Table 7 Colorful Accent 6" w:uiPriority="52"/>
+    <w:lsdException w:name="Mention" w:semiHidden="1" w:unhideWhenUsed="1"/>
+    <w:lsdException w:name="Smart Hyperlink" w:semiHidden="1" w:unhideWhenUsed="1"/>
+    <w:lsdException w:name="Hashtag" w:semiHidden="1" w:unhideWhenUsed="1"/>
+    <w:lsdException w:name="Unresolved Mention" w:semiHidden="1" w:unhideWhenUsed="1"/>
+    <w:lsdException w:name="Smart Link" w:semiHidden="1" w:unhideWhenUsed="1"/>
   </w:latentStyles>
   <w:style w:type="paragraph" w:default="1" w:styleId="Normal">
     <w:name w:val="Normal"/>
@@ -1775,7 +2785,6 @@
   <w:style w:type="character" w:default="1" w:styleId="DefaultParagraphFont">
     <w:name w:val="Default Paragraph Font"/>
     <w:uiPriority w:val="1"/>
-    <w:semiHidden/>
     <w:unhideWhenUsed/>
   </w:style>
   <w:style w:type="table" w:default="1" w:styleId="TableNormal">
